--- a/docs/01-definicion-proyecto.docx
+++ b/docs/01-definicion-proyecto.docx
@@ -7,15 +7,23 @@
         <w:pStyle w:val="Title"/>
       </w:pPr>
       <w:r>
-        <w:t xml:space="preserve">Definición del Proyecto — TechStore</w:t>
+        <w:t xml:space="preserve">Definicion del Proyecto</w:t>
       </w:r>
     </w:p>
     <w:p>
       <w:pPr>
+        <w:pStyle w:val="Title"/>
+      </w:pPr>
+      <w:r>
+        <w:t xml:space="preserve">Pulseras QR — SafeTag QR</w:t>
+      </w:r>
+    </w:p>
+    <w:p>
+      <w:pPr>
         <w:pStyle w:val="Subtitle"/>
       </w:pPr>
       <w:r>
-        <w:t xml:space="preserve">Módulo de Desarrollo Web (HTML, CSS, JS) — Proyecto en equipo</w:t>
+        <w:t xml:space="preserve">Modulo de Desarrollo Web (HTML, CSS, JS) — Proyecto en equipo</w:t>
       </w:r>
     </w:p>
     <w:p>
@@ -36,7 +44,7 @@
         <w:spacing w:after="60"/>
       </w:pPr>
       <w:r>
-        <w:t xml:space="preserve">Miguel Daniel Reyes Martínez</w:t>
+        <w:t xml:space="preserve">Miguel Daniel Reyes Martinez</w:t>
       </w:r>
     </w:p>
     <w:p>
@@ -49,7 +57,7 @@
         <w:spacing w:after="60"/>
       </w:pPr>
       <w:r>
-        <w:t xml:space="preserve">Alejandro de Jesús Linares Marroquín</w:t>
+        <w:t xml:space="preserve">Alejandro de Jesus Linares Marroquin</w:t>
       </w:r>
     </w:p>
     <w:p>
@@ -75,7 +83,7 @@
         <w:spacing w:after="60"/>
       </w:pPr>
       <w:r>
-        <w:t xml:space="preserve">Nathalie Jeannette Sibrián Pérez</w:t>
+        <w:t xml:space="preserve">Nathalie Jeannette Sibrian Perez</w:t>
       </w:r>
     </w:p>
     <w:p>
@@ -91,7 +99,7 @@
         <w:spacing w:after="120"/>
       </w:pPr>
       <w:r>
-        <w:t xml:space="preserve">TechStore — Tienda en línea de computadoras y accesorios tecnológicos</w:t>
+        <w:t xml:space="preserve">SafeTag QR — Sistema de Localizacion y Asistencia mediante Pulseras QR</w:t>
       </w:r>
     </w:p>
     <w:p>
@@ -99,7 +107,7 @@
         <w:pStyle w:val="Heading2"/>
       </w:pPr>
       <w:r>
-        <w:t xml:space="preserve">Descripción general</w:t>
+        <w:t xml:space="preserve">Descripcion general</w:t>
       </w:r>
     </w:p>
     <w:p>
@@ -107,7 +115,7 @@
         <w:spacing w:after="120"/>
       </w:pPr>
       <w:r>
-        <w:t xml:space="preserve">TechStore es una interfaz web para una tienda de tecnología que permite a los visitantes explorar un catálogo de productos (laptops, periféricos, componentes y accesorios), agregarlos a un carrito de compras y registrarse como clientes. El diseño contempla los campos y la estructura de datos necesarios para que, en una siguiente etapa, el sitio se conecte a una base de datos real.</w:t>
+        <w:t xml:space="preserve">SafeTag QR es una plataforma web que permite identificar y asistir a personas en situaciones de emergencia mediante una pulsera equipada con un codigo QR unico. Al escanear el codigo, cualquier persona puede acceder a informacion de contacto, datos medicos basicos y ubicacion del portador, facilitando una respuesta rapida ante emergencias. La plataforma combina un area publica (accesible al escanear) con un panel privado donde el usuario registrado administra su informacion.</w:t>
       </w:r>
     </w:p>
     <w:p>
@@ -115,7 +123,7 @@
         <w:pStyle w:val="Heading1"/>
       </w:pPr>
       <w:r>
-        <w:t xml:space="preserve">1. ¿Qué problema resolverá la aplicación?</w:t>
+        <w:t xml:space="preserve">1. Que problema resolvera la aplicacion?</w:t>
       </w:r>
     </w:p>
     <w:p>
@@ -123,7 +131,7 @@
         <w:spacing w:after="120"/>
       </w:pPr>
       <w:r>
-        <w:t xml:space="preserve">Una tienda de tecnología necesita un canal digital donde:</w:t>
+        <w:t xml:space="preserve">Cuando una persona se encuentra en una situacion de emergencia (accidente, extravio, crisis medica), los servicios de rescate o ciudadanos que le auxilian frecuentemente no tienen acceso rapido a:</w:t>
       </w:r>
     </w:p>
     <w:p>
@@ -136,7 +144,7 @@
         <w:spacing w:after="60"/>
       </w:pPr>
       <w:r>
-        <w:t xml:space="preserve">Mostrar su catálogo de productos de forma ordenada y atractiva, sin depender de catálogos físicos o redes sociales.</w:t>
+        <w:t xml:space="preserve">Datos de identidad del afectado.</w:t>
       </w:r>
     </w:p>
     <w:p>
@@ -149,7 +157,7 @@
         <w:spacing w:after="60"/>
       </w:pPr>
       <w:r>
-        <w:t xml:space="preserve">Captar y centralizar los datos de sus clientes (registro), como base para futuras compras, promociones o programas de fidelidad.</w:t>
+        <w:t xml:space="preserve">Informacion medica relevante (tipo de sangre, alergias, medicamentos).</w:t>
       </w:r>
     </w:p>
     <w:p>
@@ -162,15 +170,7 @@
         <w:spacing w:after="60"/>
       </w:pPr>
       <w:r>
-        <w:t xml:space="preserve">Ofrecer una experiencia de compra básica (ver productos, agregar al carrito) que sirva como punto de partida para un futuro sistema de ventas en línea.</w:t>
-      </w:r>
-    </w:p>
-    <w:p>
-      <w:pPr>
-        <w:pStyle w:val="Heading1"/>
-      </w:pPr>
-      <w:r>
-        <w:t xml:space="preserve">2. ¿Quiénes serán los usuarios?</w:t>
+        <w:t xml:space="preserve">Contactos de emergencia a quienes notificar.</w:t>
       </w:r>
     </w:p>
     <w:p>
@@ -183,20 +183,15 @@
         <w:spacing w:after="60"/>
       </w:pPr>
       <w:r>
-        <w:t xml:space="preserve">Cliente / Visitante: navega el catálogo, consulta el detalle de productos, agrega artículos al carrito y se registra/inicia sesión para guardar sus datos.</w:t>
+        <w:t xml:space="preserve">Ubicacion actual para coordinar asistencia.</w:t>
       </w:r>
     </w:p>
     <w:p>
       <w:pPr>
-        <w:pStyle w:val="ListParagraph"/>
-        <w:numPr>
-          <w:ilvl w:val="0"/>
-          <w:numId w:val="2"/>
-        </w:numPr>
-        <w:spacing w:after="60"/>
-      </w:pPr>
-      <w:r>
-        <w:t xml:space="preserve">Administrador (alcance opcional, si el tiempo lo permite): podría visualizar el listado de clientes registrados como una vista simple de “panel”.</w:t>
+        <w:spacing w:after="120"/>
+      </w:pPr>
+      <w:r>
+        <w:t xml:space="preserve">SafeTag QR resuelve esto permitiendo que esa informacion este disponible de forma inmediata al escanear un codigo QR impreso en una pulsera o llavero que el usuario porta consigo.</w:t>
       </w:r>
     </w:p>
     <w:p>
@@ -204,7 +199,228 @@
         <w:pStyle w:val="Heading1"/>
       </w:pPr>
       <w:r>
-        <w:t xml:space="preserve">3. ¿Qué funcionalidades tendrá?</w:t>
+        <w:t xml:space="preserve">2. Quienes seran los usuarios?</w:t>
+      </w:r>
+    </w:p>
+    <w:tbl>
+      <w:tblPr>
+        <w:tblW w:type="dxa" w:w="9360"/>
+        <w:tblBorders>
+          <w:top w:val="single" w:color="auto" w:sz="4"/>
+          <w:left w:val="single" w:color="auto" w:sz="4"/>
+          <w:bottom w:val="single" w:color="auto" w:sz="4"/>
+          <w:right w:val="single" w:color="auto" w:sz="4"/>
+          <w:insideH w:val="single" w:color="auto" w:sz="4"/>
+          <w:insideV w:val="single" w:color="auto" w:sz="4"/>
+        </w:tblBorders>
+      </w:tblPr>
+      <w:tblGrid>
+        <w:gridCol w:w="2800"/>
+        <w:gridCol w:w="6560"/>
+      </w:tblGrid>
+      <w:tr>
+        <w:tc>
+          <w:tcPr>
+            <w:tcW w:type="dxa" w:w="2800"/>
+            <w:tcBorders>
+              <w:top w:val="single" w:color="CCCCCC" w:sz="1"/>
+              <w:left w:val="single" w:color="CCCCCC" w:sz="1"/>
+              <w:bottom w:val="single" w:color="CCCCCC" w:sz="1"/>
+              <w:right w:val="single" w:color="CCCCCC" w:sz="1"/>
+            </w:tcBorders>
+            <w:shd w:fill="1F4E78" w:val="clear"/>
+            <w:tcMar>
+              <w:top w:type="dxa" w:w="80"/>
+              <w:left w:type="dxa" w:w="120"/>
+              <w:bottom w:type="dxa" w:w="80"/>
+              <w:right w:type="dxa" w:w="120"/>
+            </w:tcMar>
+          </w:tcPr>
+          <w:p>
+            <w:r>
+              <w:rPr>
+                <w:b/>
+                <w:bCs/>
+                <w:color w:val="FFFFFF"/>
+              </w:rPr>
+              <w:t xml:space="preserve">Tipo de usuario</w:t>
+            </w:r>
+          </w:p>
+        </w:tc>
+        <w:tc>
+          <w:tcPr>
+            <w:tcW w:type="dxa" w:w="6560"/>
+            <w:tcBorders>
+              <w:top w:val="single" w:color="CCCCCC" w:sz="1"/>
+              <w:left w:val="single" w:color="CCCCCC" w:sz="1"/>
+              <w:bottom w:val="single" w:color="CCCCCC" w:sz="1"/>
+              <w:right w:val="single" w:color="CCCCCC" w:sz="1"/>
+            </w:tcBorders>
+            <w:shd w:fill="1F4E78" w:val="clear"/>
+            <w:tcMar>
+              <w:top w:type="dxa" w:w="80"/>
+              <w:left w:type="dxa" w:w="120"/>
+              <w:bottom w:type="dxa" w:w="80"/>
+              <w:right w:type="dxa" w:w="120"/>
+            </w:tcMar>
+          </w:tcPr>
+          <w:p>
+            <w:r>
+              <w:rPr>
+                <w:b/>
+                <w:bCs/>
+                <w:color w:val="FFFFFF"/>
+              </w:rPr>
+              <w:t xml:space="preserve">Descripcion</w:t>
+            </w:r>
+          </w:p>
+        </w:tc>
+      </w:tr>
+      <w:tr>
+        <w:tc>
+          <w:tcPr>
+            <w:tcW w:type="dxa" w:w="2800"/>
+            <w:tcBorders>
+              <w:top w:val="single" w:color="CCCCCC" w:sz="1"/>
+              <w:left w:val="single" w:color="CCCCCC" w:sz="1"/>
+              <w:bottom w:val="single" w:color="CCCCCC" w:sz="1"/>
+              <w:right w:val="single" w:color="CCCCCC" w:sz="1"/>
+            </w:tcBorders>
+            <w:tcMar>
+              <w:top w:type="dxa" w:w="80"/>
+              <w:left w:type="dxa" w:w="120"/>
+              <w:bottom w:type="dxa" w:w="80"/>
+              <w:right w:type="dxa" w:w="120"/>
+            </w:tcMar>
+          </w:tcPr>
+          <w:p>
+            <w:r>
+              <w:t xml:space="preserve">Usuario registrado</w:t>
+            </w:r>
+          </w:p>
+        </w:tc>
+        <w:tc>
+          <w:tcPr>
+            <w:tcW w:type="dxa" w:w="6560"/>
+            <w:tcBorders>
+              <w:top w:val="single" w:color="CCCCCC" w:sz="1"/>
+              <w:left w:val="single" w:color="CCCCCC" w:sz="1"/>
+              <w:bottom w:val="single" w:color="CCCCCC" w:sz="1"/>
+              <w:right w:val="single" w:color="CCCCCC" w:sz="1"/>
+            </w:tcBorders>
+            <w:tcMar>
+              <w:top w:type="dxa" w:w="80"/>
+              <w:left w:type="dxa" w:w="120"/>
+              <w:bottom w:type="dxa" w:w="80"/>
+              <w:right w:type="dxa" w:w="120"/>
+            </w:tcMar>
+          </w:tcPr>
+          <w:p>
+            <w:r>
+              <w:t xml:space="preserve">Persona que crea su cuenta, ingresa su informacion personal, medica y de contacto, y administra sus pulseras QR desde un panel privado.</w:t>
+            </w:r>
+          </w:p>
+        </w:tc>
+      </w:tr>
+      <w:tr>
+        <w:tc>
+          <w:tcPr>
+            <w:tcW w:type="dxa" w:w="2800"/>
+            <w:tcBorders>
+              <w:top w:val="single" w:color="CCCCCC" w:sz="1"/>
+              <w:left w:val="single" w:color="CCCCCC" w:sz="1"/>
+              <w:bottom w:val="single" w:color="CCCCCC" w:sz="1"/>
+              <w:right w:val="single" w:color="CCCCCC" w:sz="1"/>
+            </w:tcBorders>
+            <w:tcMar>
+              <w:top w:type="dxa" w:w="80"/>
+              <w:left w:type="dxa" w:w="120"/>
+              <w:bottom w:type="dxa" w:w="80"/>
+              <w:right w:type="dxa" w:w="120"/>
+            </w:tcMar>
+          </w:tcPr>
+          <w:p>
+            <w:r>
+              <w:t xml:space="preserve">Escanер / Rescatista</w:t>
+            </w:r>
+          </w:p>
+        </w:tc>
+        <w:tc>
+          <w:tcPr>
+            <w:tcW w:type="dxa" w:w="6560"/>
+            <w:tcBorders>
+              <w:top w:val="single" w:color="CCCCCC" w:sz="1"/>
+              <w:left w:val="single" w:color="CCCCCC" w:sz="1"/>
+              <w:bottom w:val="single" w:color="CCCCCC" w:sz="1"/>
+              <w:right w:val="single" w:color="CCCCCC" w:sz="1"/>
+            </w:tcBorders>
+            <w:tcMar>
+              <w:top w:type="dxa" w:w="80"/>
+              <w:left w:type="dxa" w:w="120"/>
+              <w:bottom w:type="dxa" w:w="80"/>
+              <w:right w:type="dxa" w:w="120"/>
+            </w:tcMar>
+          </w:tcPr>
+          <w:p>
+            <w:r>
+              <w:t xml:space="preserve">Cualquier persona (ciudadano, policia, paramedico) que escanea el QR de la pulsera. No necesita cuenta — accede directamente a la pagina publica del portador.</w:t>
+            </w:r>
+          </w:p>
+        </w:tc>
+      </w:tr>
+      <w:tr>
+        <w:tc>
+          <w:tcPr>
+            <w:tcW w:type="dxa" w:w="2800"/>
+            <w:tcBorders>
+              <w:top w:val="single" w:color="CCCCCC" w:sz="1"/>
+              <w:left w:val="single" w:color="CCCCCC" w:sz="1"/>
+              <w:bottom w:val="single" w:color="CCCCCC" w:sz="1"/>
+              <w:right w:val="single" w:color="CCCCCC" w:sz="1"/>
+            </w:tcBorders>
+            <w:tcMar>
+              <w:top w:type="dxa" w:w="80"/>
+              <w:left w:type="dxa" w:w="120"/>
+              <w:bottom w:type="dxa" w:w="80"/>
+              <w:right w:type="dxa" w:w="120"/>
+            </w:tcMar>
+          </w:tcPr>
+          <w:p>
+            <w:r>
+              <w:t xml:space="preserve">Administrador (opcional)</w:t>
+            </w:r>
+          </w:p>
+        </w:tc>
+        <w:tc>
+          <w:tcPr>
+            <w:tcW w:type="dxa" w:w="6560"/>
+            <w:tcBorders>
+              <w:top w:val="single" w:color="CCCCCC" w:sz="1"/>
+              <w:left w:val="single" w:color="CCCCCC" w:sz="1"/>
+              <w:bottom w:val="single" w:color="CCCCCC" w:sz="1"/>
+              <w:right w:val="single" w:color="CCCCCC" w:sz="1"/>
+            </w:tcBorders>
+            <w:tcMar>
+              <w:top w:type="dxa" w:w="80"/>
+              <w:left w:type="dxa" w:w="120"/>
+              <w:bottom w:type="dxa" w:w="80"/>
+              <w:right w:type="dxa" w:w="120"/>
+            </w:tcMar>
+          </w:tcPr>
+          <w:p>
+            <w:r>
+              <w:t xml:space="preserve">Podria gestionar usuarios registrados. Fuera del alcance del prototipo.</w:t>
+            </w:r>
+          </w:p>
+        </w:tc>
+      </w:tr>
+    </w:tbl>
+    <w:p>
+      <w:pPr>
+        <w:pStyle w:val="Heading1"/>
+      </w:pPr>
+      <w:r>
+        <w:t xml:space="preserve">3. Que funcionalidades tendra?</w:t>
       </w:r>
     </w:p>
     <w:tbl>
@@ -248,7 +464,7 @@
                 <w:bCs/>
                 <w:color w:val="FFFFFF"/>
               </w:rPr>
-              <w:t xml:space="preserve">Sección</w:t>
+              <w:t xml:space="preserve">Seccion</w:t>
             </w:r>
           </w:p>
         </w:tc>
@@ -300,7 +516,7 @@
           </w:tcPr>
           <w:p>
             <w:r>
-              <w:t xml:space="preserve">Home</w:t>
+              <w:t xml:space="preserve">Inicio</w:t>
             </w:r>
           </w:p>
         </w:tc>
@@ -322,31 +538,31 @@
           </w:tcPr>
           <w:p>
             <w:r>
-              <w:t xml:space="preserve">Banner principal, presentación de la tienda, accesos a categorías destacadas</w:t>
-            </w:r>
-          </w:p>
-        </w:tc>
-      </w:tr>
-      <w:tr>
-        <w:tc>
-          <w:tcPr>
-            <w:tcW w:type="dxa" w:w="2400"/>
-            <w:tcBorders>
-              <w:top w:val="single" w:color="CCCCCC" w:sz="1"/>
-              <w:left w:val="single" w:color="CCCCCC" w:sz="1"/>
-              <w:bottom w:val="single" w:color="CCCCCC" w:sz="1"/>
-              <w:right w:val="single" w:color="CCCCCC" w:sz="1"/>
-            </w:tcBorders>
-            <w:tcMar>
-              <w:top w:type="dxa" w:w="80"/>
-              <w:left w:type="dxa" w:w="120"/>
-              <w:bottom w:type="dxa" w:w="80"/>
-              <w:right w:type="dxa" w:w="120"/>
-            </w:tcMar>
-          </w:tcPr>
-          <w:p>
-            <w:r>
-              <w:t xml:space="preserve">Catálogo</w:t>
+              <w:t xml:space="preserve">Pagina principal publica con presentacion del proyecto y accesos a las demas secciones.</w:t>
+            </w:r>
+          </w:p>
+        </w:tc>
+      </w:tr>
+      <w:tr>
+        <w:tc>
+          <w:tcPr>
+            <w:tcW w:type="dxa" w:w="2400"/>
+            <w:tcBorders>
+              <w:top w:val="single" w:color="CCCCCC" w:sz="1"/>
+              <w:left w:val="single" w:color="CCCCCC" w:sz="1"/>
+              <w:bottom w:val="single" w:color="CCCCCC" w:sz="1"/>
+              <w:right w:val="single" w:color="CCCCCC" w:sz="1"/>
+            </w:tcBorders>
+            <w:tcMar>
+              <w:top w:type="dxa" w:w="80"/>
+              <w:left w:type="dxa" w:w="120"/>
+              <w:bottom w:type="dxa" w:w="80"/>
+              <w:right w:type="dxa" w:w="120"/>
+            </w:tcMar>
+          </w:tcPr>
+          <w:p>
+            <w:r>
+              <w:t xml:space="preserve">Como Funciona?</w:t>
             </w:r>
           </w:p>
         </w:tc>
@@ -368,31 +584,31 @@
           </w:tcPr>
           <w:p>
             <w:r>
-              <w:t xml:space="preserve">Listado de productos en tarjetas (imagen, nombre, categoría, precio, botón “agregar al carrito”)</w:t>
-            </w:r>
-          </w:p>
-        </w:tc>
-      </w:tr>
-      <w:tr>
-        <w:tc>
-          <w:tcPr>
-            <w:tcW w:type="dxa" w:w="2400"/>
-            <w:tcBorders>
-              <w:top w:val="single" w:color="CCCCCC" w:sz="1"/>
-              <w:left w:val="single" w:color="CCCCCC" w:sz="1"/>
-              <w:bottom w:val="single" w:color="CCCCCC" w:sz="1"/>
-              <w:right w:val="single" w:color="CCCCCC" w:sz="1"/>
-            </w:tcBorders>
-            <w:tcMar>
-              <w:top w:type="dxa" w:w="80"/>
-              <w:left w:type="dxa" w:w="120"/>
-              <w:bottom w:type="dxa" w:w="80"/>
-              <w:right w:type="dxa" w:w="120"/>
-            </w:tcMar>
-          </w:tcPr>
-          <w:p>
-            <w:r>
-              <w:t xml:space="preserve">Detalle de producto</w:t>
+              <w:t xml:space="preserve">Explica el proceso: registro, vinculacion de pulsera, escaneo QR, asistencia.</w:t>
+            </w:r>
+          </w:p>
+        </w:tc>
+      </w:tr>
+      <w:tr>
+        <w:tc>
+          <w:tcPr>
+            <w:tcW w:type="dxa" w:w="2400"/>
+            <w:tcBorders>
+              <w:top w:val="single" w:color="CCCCCC" w:sz="1"/>
+              <w:left w:val="single" w:color="CCCCCC" w:sz="1"/>
+              <w:bottom w:val="single" w:color="CCCCCC" w:sz="1"/>
+              <w:right w:val="single" w:color="CCCCCC" w:sz="1"/>
+            </w:tcBorders>
+            <w:tcMar>
+              <w:top w:type="dxa" w:w="80"/>
+              <w:left w:type="dxa" w:w="120"/>
+              <w:bottom w:type="dxa" w:w="80"/>
+              <w:right w:type="dxa" w:w="120"/>
+            </w:tcMar>
+          </w:tcPr>
+          <w:p>
+            <w:r>
+              <w:t xml:space="preserve">Registro / Login</w:t>
             </w:r>
           </w:p>
         </w:tc>
@@ -414,31 +630,31 @@
           </w:tcPr>
           <w:p>
             <w:r>
-              <w:t xml:space="preserve">Vista individual con descripción, precio y especificaciones</w:t>
-            </w:r>
-          </w:p>
-        </w:tc>
-      </w:tr>
-      <w:tr>
-        <w:tc>
-          <w:tcPr>
-            <w:tcW w:type="dxa" w:w="2400"/>
-            <w:tcBorders>
-              <w:top w:val="single" w:color="CCCCCC" w:sz="1"/>
-              <w:left w:val="single" w:color="CCCCCC" w:sz="1"/>
-              <w:bottom w:val="single" w:color="CCCCCC" w:sz="1"/>
-              <w:right w:val="single" w:color="CCCCCC" w:sz="1"/>
-            </w:tcBorders>
-            <w:tcMar>
-              <w:top w:type="dxa" w:w="80"/>
-              <w:left w:type="dxa" w:w="120"/>
-              <w:bottom w:type="dxa" w:w="80"/>
-              <w:right w:type="dxa" w:w="120"/>
-            </w:tcMar>
-          </w:tcPr>
-          <w:p>
-            <w:r>
-              <w:t xml:space="preserve">Carrito de compras</w:t>
+              <w:t xml:space="preserve">Formulario de creacion de cuenta e inicio de sesion con validaciones en JavaScript.</w:t>
+            </w:r>
+          </w:p>
+        </w:tc>
+      </w:tr>
+      <w:tr>
+        <w:tc>
+          <w:tcPr>
+            <w:tcW w:type="dxa" w:w="2400"/>
+            <w:tcBorders>
+              <w:top w:val="single" w:color="CCCCCC" w:sz="1"/>
+              <w:left w:val="single" w:color="CCCCCC" w:sz="1"/>
+              <w:bottom w:val="single" w:color="CCCCCC" w:sz="1"/>
+              <w:right w:val="single" w:color="CCCCCC" w:sz="1"/>
+            </w:tcBorders>
+            <w:tcMar>
+              <w:top w:type="dxa" w:w="80"/>
+              <w:left w:type="dxa" w:w="120"/>
+              <w:bottom w:type="dxa" w:w="80"/>
+              <w:right w:type="dxa" w:w="120"/>
+            </w:tcMar>
+          </w:tcPr>
+          <w:p>
+            <w:r>
+              <w:t xml:space="preserve">Panel de Usuario</w:t>
             </w:r>
           </w:p>
         </w:tc>
@@ -460,31 +676,31 @@
           </w:tcPr>
           <w:p>
             <w:r>
-              <w:t xml:space="preserve">Agregar / quitar productos, ver subtotal y total (JavaScript + localStorage, sin pasarela de pago real)</w:t>
-            </w:r>
-          </w:p>
-        </w:tc>
-      </w:tr>
-      <w:tr>
-        <w:tc>
-          <w:tcPr>
-            <w:tcW w:type="dxa" w:w="2400"/>
-            <w:tcBorders>
-              <w:top w:val="single" w:color="CCCCCC" w:sz="1"/>
-              <w:left w:val="single" w:color="CCCCCC" w:sz="1"/>
-              <w:bottom w:val="single" w:color="CCCCCC" w:sz="1"/>
-              <w:right w:val="single" w:color="CCCCCC" w:sz="1"/>
-            </w:tcBorders>
-            <w:tcMar>
-              <w:top w:type="dxa" w:w="80"/>
-              <w:left w:type="dxa" w:w="120"/>
-              <w:bottom w:type="dxa" w:w="80"/>
-              <w:right w:type="dxa" w:w="120"/>
-            </w:tcMar>
-          </w:tcPr>
-          <w:p>
-            <w:r>
-              <w:t xml:space="preserve">Registro de cliente</w:t>
+              <w:t xml:space="preserve">Area privada para gestionar perfil, datos medicos, contactos y pulseras.</w:t>
+            </w:r>
+          </w:p>
+        </w:tc>
+      </w:tr>
+      <w:tr>
+        <w:tc>
+          <w:tcPr>
+            <w:tcW w:type="dxa" w:w="2400"/>
+            <w:tcBorders>
+              <w:top w:val="single" w:color="CCCCCC" w:sz="1"/>
+              <w:left w:val="single" w:color="CCCCCC" w:sz="1"/>
+              <w:bottom w:val="single" w:color="CCCCCC" w:sz="1"/>
+              <w:right w:val="single" w:color="CCCCCC" w:sz="1"/>
+            </w:tcBorders>
+            <w:tcMar>
+              <w:top w:type="dxa" w:w="80"/>
+              <w:left w:type="dxa" w:w="120"/>
+              <w:bottom w:type="dxa" w:w="80"/>
+              <w:right w:type="dxa" w:w="120"/>
+            </w:tcMar>
+          </w:tcPr>
+          <w:p>
+            <w:r>
+              <w:t xml:space="preserve">Pagina Publica QR</w:t>
             </w:r>
           </w:p>
         </w:tc>
@@ -506,31 +722,31 @@
           </w:tcPr>
           <w:p>
             <w:r>
-              <w:t xml:space="preserve">Formulario con validaciones en JS (nombre, correo, contraseña, teléfono, dirección)</w:t>
-            </w:r>
-          </w:p>
-        </w:tc>
-      </w:tr>
-      <w:tr>
-        <w:tc>
-          <w:tcPr>
-            <w:tcW w:type="dxa" w:w="2400"/>
-            <w:tcBorders>
-              <w:top w:val="single" w:color="CCCCCC" w:sz="1"/>
-              <w:left w:val="single" w:color="CCCCCC" w:sz="1"/>
-              <w:bottom w:val="single" w:color="CCCCCC" w:sz="1"/>
-              <w:right w:val="single" w:color="CCCCCC" w:sz="1"/>
-            </w:tcBorders>
-            <w:tcMar>
-              <w:top w:type="dxa" w:w="80"/>
-              <w:left w:type="dxa" w:w="120"/>
-              <w:bottom w:type="dxa" w:w="80"/>
-              <w:right w:type="dxa" w:w="120"/>
-            </w:tcMar>
-          </w:tcPr>
-          <w:p>
-            <w:r>
-              <w:t xml:space="preserve">Inicio de sesión</w:t>
+              <w:t xml:space="preserve">Pagina generada al escanear el QR; muestra solo la informacion autorizada.</w:t>
+            </w:r>
+          </w:p>
+        </w:tc>
+      </w:tr>
+      <w:tr>
+        <w:tc>
+          <w:tcPr>
+            <w:tcW w:type="dxa" w:w="2400"/>
+            <w:tcBorders>
+              <w:top w:val="single" w:color="CCCCCC" w:sz="1"/>
+              <w:left w:val="single" w:color="CCCCCC" w:sz="1"/>
+              <w:bottom w:val="single" w:color="CCCCCC" w:sz="1"/>
+              <w:right w:val="single" w:color="CCCCCC" w:sz="1"/>
+            </w:tcBorders>
+            <w:tcMar>
+              <w:top w:type="dxa" w:w="80"/>
+              <w:left w:type="dxa" w:w="120"/>
+              <w:bottom w:type="dxa" w:w="80"/>
+              <w:right w:type="dxa" w:w="120"/>
+            </w:tcMar>
+          </w:tcPr>
+          <w:p>
+            <w:r>
+              <w:t xml:space="preserve">Mis Pulseras</w:t>
             </w:r>
           </w:p>
         </w:tc>
@@ -552,31 +768,31 @@
           </w:tcPr>
           <w:p>
             <w:r>
-              <w:t xml:space="preserve">Formulario de login (simulado, validado contra datos guardados localmente)</w:t>
-            </w:r>
-          </w:p>
-        </w:tc>
-      </w:tr>
-      <w:tr>
-        <w:tc>
-          <w:tcPr>
-            <w:tcW w:type="dxa" w:w="2400"/>
-            <w:tcBorders>
-              <w:top w:val="single" w:color="CCCCCC" w:sz="1"/>
-              <w:left w:val="single" w:color="CCCCCC" w:sz="1"/>
-              <w:bottom w:val="single" w:color="CCCCCC" w:sz="1"/>
-              <w:right w:val="single" w:color="CCCCCC" w:sz="1"/>
-            </w:tcBorders>
-            <w:tcMar>
-              <w:top w:type="dxa" w:w="80"/>
-              <w:left w:type="dxa" w:w="120"/>
-              <w:bottom w:type="dxa" w:w="80"/>
-              <w:right w:type="dxa" w:w="120"/>
-            </w:tcMar>
-          </w:tcPr>
-          <w:p>
-            <w:r>
-              <w:t xml:space="preserve">Mi cuenta</w:t>
+              <w:t xml:space="preserve">Subseccion del panel donde el usuario ve sus pulseras activas y el QR generado.</w:t>
+            </w:r>
+          </w:p>
+        </w:tc>
+      </w:tr>
+      <w:tr>
+        <w:tc>
+          <w:tcPr>
+            <w:tcW w:type="dxa" w:w="2400"/>
+            <w:tcBorders>
+              <w:top w:val="single" w:color="CCCCCC" w:sz="1"/>
+              <w:left w:val="single" w:color="CCCCCC" w:sz="1"/>
+              <w:bottom w:val="single" w:color="CCCCCC" w:sz="1"/>
+              <w:right w:val="single" w:color="CCCCCC" w:sz="1"/>
+            </w:tcBorders>
+            <w:tcMar>
+              <w:top w:type="dxa" w:w="80"/>
+              <w:left w:type="dxa" w:w="120"/>
+              <w:bottom w:type="dxa" w:w="80"/>
+              <w:right w:type="dxa" w:w="120"/>
+            </w:tcMar>
+          </w:tcPr>
+          <w:p>
+            <w:r>
+              <w:t xml:space="preserve">Perfil Medico</w:t>
             </w:r>
           </w:p>
         </w:tc>
@@ -598,31 +814,31 @@
           </w:tcPr>
           <w:p>
             <w:r>
-              <w:t xml:space="preserve">Vista de los datos del cliente registrado (simula la lectura desde una base de datos)</w:t>
-            </w:r>
-          </w:p>
-        </w:tc>
-      </w:tr>
-      <w:tr>
-        <w:tc>
-          <w:tcPr>
-            <w:tcW w:type="dxa" w:w="2400"/>
-            <w:tcBorders>
-              <w:top w:val="single" w:color="CCCCCC" w:sz="1"/>
-              <w:left w:val="single" w:color="CCCCCC" w:sz="1"/>
-              <w:bottom w:val="single" w:color="CCCCCC" w:sz="1"/>
-              <w:right w:val="single" w:color="CCCCCC" w:sz="1"/>
-            </w:tcBorders>
-            <w:tcMar>
-              <w:top w:type="dxa" w:w="80"/>
-              <w:left w:type="dxa" w:w="120"/>
-              <w:bottom w:type="dxa" w:w="80"/>
-              <w:right w:type="dxa" w:w="120"/>
-            </w:tcMar>
-          </w:tcPr>
-          <w:p>
-            <w:r>
-              <w:t xml:space="preserve">Contacto / Footer</w:t>
+              <w:t xml:space="preserve">Subseccion para registrar tipo de sangre, alergias, enfermedades y medicamentos.</w:t>
+            </w:r>
+          </w:p>
+        </w:tc>
+      </w:tr>
+      <w:tr>
+        <w:tc>
+          <w:tcPr>
+            <w:tcW w:type="dxa" w:w="2400"/>
+            <w:tcBorders>
+              <w:top w:val="single" w:color="CCCCCC" w:sz="1"/>
+              <w:left w:val="single" w:color="CCCCCC" w:sz="1"/>
+              <w:bottom w:val="single" w:color="CCCCCC" w:sz="1"/>
+              <w:right w:val="single" w:color="CCCCCC" w:sz="1"/>
+            </w:tcBorders>
+            <w:tcMar>
+              <w:top w:type="dxa" w:w="80"/>
+              <w:left w:type="dxa" w:w="120"/>
+              <w:bottom w:type="dxa" w:w="80"/>
+              <w:right w:type="dxa" w:w="120"/>
+            </w:tcMar>
+          </w:tcPr>
+          <w:p>
+            <w:r>
+              <w:t xml:space="preserve">Contactos de Emergencia</w:t>
             </w:r>
           </w:p>
         </w:tc>
@@ -644,7 +860,53 @@
           </w:tcPr>
           <w:p>
             <w:r>
-              <w:t xml:space="preserve">Información de la tienda, ubicación, redes y datos de contacto</w:t>
+              <w:t xml:space="preserve">Subseccion para registrar nombre, parentesco y telefono de contactos.</w:t>
+            </w:r>
+          </w:p>
+        </w:tc>
+      </w:tr>
+      <w:tr>
+        <w:tc>
+          <w:tcPr>
+            <w:tcW w:type="dxa" w:w="2400"/>
+            <w:tcBorders>
+              <w:top w:val="single" w:color="CCCCCC" w:sz="1"/>
+              <w:left w:val="single" w:color="CCCCCC" w:sz="1"/>
+              <w:bottom w:val="single" w:color="CCCCCC" w:sz="1"/>
+              <w:right w:val="single" w:color="CCCCCC" w:sz="1"/>
+            </w:tcBorders>
+            <w:tcMar>
+              <w:top w:type="dxa" w:w="80"/>
+              <w:left w:type="dxa" w:w="120"/>
+              <w:bottom w:type="dxa" w:w="80"/>
+              <w:right w:type="dxa" w:w="120"/>
+            </w:tcMar>
+          </w:tcPr>
+          <w:p>
+            <w:r>
+              <w:t xml:space="preserve">Contacto</w:t>
+            </w:r>
+          </w:p>
+        </w:tc>
+        <w:tc>
+          <w:tcPr>
+            <w:tcW w:type="dxa" w:w="6960"/>
+            <w:tcBorders>
+              <w:top w:val="single" w:color="CCCCCC" w:sz="1"/>
+              <w:left w:val="single" w:color="CCCCCC" w:sz="1"/>
+              <w:bottom w:val="single" w:color="CCCCCC" w:sz="1"/>
+              <w:right w:val="single" w:color="CCCCCC" w:sz="1"/>
+            </w:tcBorders>
+            <w:tcMar>
+              <w:top w:type="dxa" w:w="80"/>
+              <w:left w:type="dxa" w:w="120"/>
+              <w:bottom w:type="dxa" w:w="80"/>
+              <w:right w:type="dxa" w:w="120"/>
+            </w:tcMar>
+          </w:tcPr>
+          <w:p>
+            <w:r>
+              <w:t xml:space="preserve">Canal de comunicacion con el equipo responsable de la plataforma.</w:t>
             </w:r>
           </w:p>
         </w:tc>
@@ -652,14 +914,14 @@
     </w:tbl>
     <w:p>
       <w:pPr>
-        <w:spacing w:before="160"/>
+        <w:spacing w:after="160" w:before="160"/>
       </w:pPr>
       <w:r>
         <w:rPr>
           <w:i/>
           <w:iCs/>
         </w:rPr>
-        <w:t xml:space="preserve">Todas las funcionalidades se implementan con HTML, CSS y JavaScript en el cliente. No se requiere backend para esta entrega; sin embargo, el diseño de formularios y datos se plantea pensando en una futura integración con una base de datos.</w:t>
+        <w:t xml:space="preserve">Alcance del prototipo (16 horas): Esta entrega es un prototipo funcional en HTML, CSS y JavaScript. Los datos se simulan mediante localStorage del navegador. La generacion del codigo QR se implementa con la libreria JavaScript qrcode.js (100% del lado del cliente). La integracion con base de datos real queda fuera del alcance del modulo.</w:t>
       </w:r>
     </w:p>
     <w:p>
@@ -667,7 +929,7 @@
         <w:pStyle w:val="Heading1"/>
       </w:pPr>
       <w:r>
-        <w:t xml:space="preserve">4. ¿Qué datos manejará?</w:t>
+        <w:t xml:space="preserve">4. Que datos manejara?</w:t>
       </w:r>
     </w:p>
     <w:p>
@@ -675,7 +937,7 @@
         <w:spacing w:after="120"/>
       </w:pPr>
       <w:r>
-        <w:t xml:space="preserve">El sitio está diseñado para que la información capturada pueda mapearse directamente a tablas de una base de datos relacional:</w:t>
+        <w:t xml:space="preserve">El diseno de datos esta orientado a una futura integracion con base de datos. Las entidades principales son:</w:t>
       </w:r>
     </w:p>
     <w:p>
@@ -683,7 +945,7 @@
         <w:pStyle w:val="Heading2"/>
       </w:pPr>
       <w:r>
-        <w:t xml:space="preserve">Tabla Clientes</w:t>
+        <w:t xml:space="preserve">Entidad Usuario</w:t>
       </w:r>
     </w:p>
     <w:tbl>
@@ -784,31 +1046,31 @@
                 <w:bCs/>
                 <w:color w:val="FFFFFF"/>
               </w:rPr>
-              <w:t xml:space="preserve">Descripción</w:t>
-            </w:r>
-          </w:p>
-        </w:tc>
-      </w:tr>
-      <w:tr>
-        <w:tc>
-          <w:tcPr>
-            <w:tcW w:type="dxa" w:w="2400"/>
-            <w:tcBorders>
-              <w:top w:val="single" w:color="CCCCCC" w:sz="1"/>
-              <w:left w:val="single" w:color="CCCCCC" w:sz="1"/>
-              <w:bottom w:val="single" w:color="CCCCCC" w:sz="1"/>
-              <w:right w:val="single" w:color="CCCCCC" w:sz="1"/>
-            </w:tcBorders>
-            <w:tcMar>
-              <w:top w:type="dxa" w:w="80"/>
-              <w:left w:type="dxa" w:w="120"/>
-              <w:bottom w:type="dxa" w:w="80"/>
-              <w:right w:type="dxa" w:w="120"/>
-            </w:tcMar>
-          </w:tcPr>
-          <w:p>
-            <w:r>
-              <w:t xml:space="preserve">id_cliente</w:t>
+              <w:t xml:space="preserve">Descripcion</w:t>
+            </w:r>
+          </w:p>
+        </w:tc>
+      </w:tr>
+      <w:tr>
+        <w:tc>
+          <w:tcPr>
+            <w:tcW w:type="dxa" w:w="2400"/>
+            <w:tcBorders>
+              <w:top w:val="single" w:color="CCCCCC" w:sz="1"/>
+              <w:left w:val="single" w:color="CCCCCC" w:sz="1"/>
+              <w:bottom w:val="single" w:color="CCCCCC" w:sz="1"/>
+              <w:right w:val="single" w:color="CCCCCC" w:sz="1"/>
+            </w:tcBorders>
+            <w:tcMar>
+              <w:top w:type="dxa" w:w="80"/>
+              <w:left w:type="dxa" w:w="120"/>
+              <w:bottom w:type="dxa" w:w="80"/>
+              <w:right w:type="dxa" w:w="120"/>
+            </w:tcMar>
+          </w:tcPr>
+          <w:p>
+            <w:r>
+              <w:t xml:space="preserve">idUsuario</w:t>
             </w:r>
           </w:p>
         </w:tc>
@@ -852,31 +1114,31 @@
           </w:tcPr>
           <w:p>
             <w:r>
-              <w:t xml:space="preserve">Identificador único</w:t>
-            </w:r>
-          </w:p>
-        </w:tc>
-      </w:tr>
-      <w:tr>
-        <w:tc>
-          <w:tcPr>
-            <w:tcW w:type="dxa" w:w="2400"/>
-            <w:tcBorders>
-              <w:top w:val="single" w:color="CCCCCC" w:sz="1"/>
-              <w:left w:val="single" w:color="CCCCCC" w:sz="1"/>
-              <w:bottom w:val="single" w:color="CCCCCC" w:sz="1"/>
-              <w:right w:val="single" w:color="CCCCCC" w:sz="1"/>
-            </w:tcBorders>
-            <w:tcMar>
-              <w:top w:type="dxa" w:w="80"/>
-              <w:left w:type="dxa" w:w="120"/>
-              <w:bottom w:type="dxa" w:w="80"/>
-              <w:right w:type="dxa" w:w="120"/>
-            </w:tcMar>
-          </w:tcPr>
-          <w:p>
-            <w:r>
-              <w:t xml:space="preserve">nombre</w:t>
+              <w:t xml:space="preserve">Identificador unico</w:t>
+            </w:r>
+          </w:p>
+        </w:tc>
+      </w:tr>
+      <w:tr>
+        <w:tc>
+          <w:tcPr>
+            <w:tcW w:type="dxa" w:w="2400"/>
+            <w:tcBorders>
+              <w:top w:val="single" w:color="CCCCCC" w:sz="1"/>
+              <w:left w:val="single" w:color="CCCCCC" w:sz="1"/>
+              <w:bottom w:val="single" w:color="CCCCCC" w:sz="1"/>
+              <w:right w:val="single" w:color="CCCCCC" w:sz="1"/>
+            </w:tcBorders>
+            <w:tcMar>
+              <w:top w:type="dxa" w:w="80"/>
+              <w:left w:type="dxa" w:w="120"/>
+              <w:bottom w:type="dxa" w:w="80"/>
+              <w:right w:type="dxa" w:w="120"/>
+            </w:tcMar>
+          </w:tcPr>
+          <w:p>
+            <w:r>
+              <w:t xml:space="preserve">nombreCompleto</w:t>
             </w:r>
           </w:p>
         </w:tc>
@@ -920,31 +1182,31 @@
           </w:tcPr>
           <w:p>
             <w:r>
-              <w:t xml:space="preserve">Nombre del cliente</w:t>
-            </w:r>
-          </w:p>
-        </w:tc>
-      </w:tr>
-      <w:tr>
-        <w:tc>
-          <w:tcPr>
-            <w:tcW w:type="dxa" w:w="2400"/>
-            <w:tcBorders>
-              <w:top w:val="single" w:color="CCCCCC" w:sz="1"/>
-              <w:left w:val="single" w:color="CCCCCC" w:sz="1"/>
-              <w:bottom w:val="single" w:color="CCCCCC" w:sz="1"/>
-              <w:right w:val="single" w:color="CCCCCC" w:sz="1"/>
-            </w:tcBorders>
-            <w:tcMar>
-              <w:top w:type="dxa" w:w="80"/>
-              <w:left w:type="dxa" w:w="120"/>
-              <w:bottom w:type="dxa" w:w="80"/>
-              <w:right w:type="dxa" w:w="120"/>
-            </w:tcMar>
-          </w:tcPr>
-          <w:p>
-            <w:r>
-              <w:t xml:space="preserve">apellido</w:t>
+              <w:t xml:space="preserve">Nombre completo del usuario</w:t>
+            </w:r>
+          </w:p>
+        </w:tc>
+      </w:tr>
+      <w:tr>
+        <w:tc>
+          <w:tcPr>
+            <w:tcW w:type="dxa" w:w="2400"/>
+            <w:tcBorders>
+              <w:top w:val="single" w:color="CCCCCC" w:sz="1"/>
+              <w:left w:val="single" w:color="CCCCCC" w:sz="1"/>
+              <w:bottom w:val="single" w:color="CCCCCC" w:sz="1"/>
+              <w:right w:val="single" w:color="CCCCCC" w:sz="1"/>
+            </w:tcBorders>
+            <w:tcMar>
+              <w:top w:type="dxa" w:w="80"/>
+              <w:left w:type="dxa" w:w="120"/>
+              <w:bottom w:type="dxa" w:w="80"/>
+              <w:right w:type="dxa" w:w="120"/>
+            </w:tcMar>
+          </w:tcPr>
+          <w:p>
+            <w:r>
+              <w:t xml:space="preserve">direccion</w:t>
             </w:r>
           </w:p>
         </w:tc>
@@ -988,7 +1250,75 @@
           </w:tcPr>
           <w:p>
             <w:r>
-              <w:t xml:space="preserve">Apellido del cliente</w:t>
+              <w:t xml:space="preserve">Direccion de residencia</w:t>
+            </w:r>
+          </w:p>
+        </w:tc>
+      </w:tr>
+      <w:tr>
+        <w:tc>
+          <w:tcPr>
+            <w:tcW w:type="dxa" w:w="2400"/>
+            <w:tcBorders>
+              <w:top w:val="single" w:color="CCCCCC" w:sz="1"/>
+              <w:left w:val="single" w:color="CCCCCC" w:sz="1"/>
+              <w:bottom w:val="single" w:color="CCCCCC" w:sz="1"/>
+              <w:right w:val="single" w:color="CCCCCC" w:sz="1"/>
+            </w:tcBorders>
+            <w:tcMar>
+              <w:top w:type="dxa" w:w="80"/>
+              <w:left w:type="dxa" w:w="120"/>
+              <w:bottom w:type="dxa" w:w="80"/>
+              <w:right w:type="dxa" w:w="120"/>
+            </w:tcMar>
+          </w:tcPr>
+          <w:p>
+            <w:r>
+              <w:t xml:space="preserve">telefono</w:t>
+            </w:r>
+          </w:p>
+        </w:tc>
+        <w:tc>
+          <w:tcPr>
+            <w:tcW w:type="dxa" w:w="1800"/>
+            <w:tcBorders>
+              <w:top w:val="single" w:color="CCCCCC" w:sz="1"/>
+              <w:left w:val="single" w:color="CCCCCC" w:sz="1"/>
+              <w:bottom w:val="single" w:color="CCCCCC" w:sz="1"/>
+              <w:right w:val="single" w:color="CCCCCC" w:sz="1"/>
+            </w:tcBorders>
+            <w:tcMar>
+              <w:top w:type="dxa" w:w="80"/>
+              <w:left w:type="dxa" w:w="120"/>
+              <w:bottom w:type="dxa" w:w="80"/>
+              <w:right w:type="dxa" w:w="120"/>
+            </w:tcMar>
+          </w:tcPr>
+          <w:p>
+            <w:r>
+              <w:t xml:space="preserve">VARCHAR</w:t>
+            </w:r>
+          </w:p>
+        </w:tc>
+        <w:tc>
+          <w:tcPr>
+            <w:tcW w:type="dxa" w:w="5160"/>
+            <w:tcBorders>
+              <w:top w:val="single" w:color="CCCCCC" w:sz="1"/>
+              <w:left w:val="single" w:color="CCCCCC" w:sz="1"/>
+              <w:bottom w:val="single" w:color="CCCCCC" w:sz="1"/>
+              <w:right w:val="single" w:color="CCCCCC" w:sz="1"/>
+            </w:tcBorders>
+            <w:tcMar>
+              <w:top w:type="dxa" w:w="80"/>
+              <w:left w:type="dxa" w:w="120"/>
+              <w:bottom w:type="dxa" w:w="80"/>
+              <w:right w:type="dxa" w:w="120"/>
+            </w:tcMar>
+          </w:tcPr>
+          <w:p>
+            <w:r>
+              <w:t xml:space="preserve">Numero de contacto</w:t>
             </w:r>
           </w:p>
         </w:tc>
@@ -1056,7 +1386,7 @@
           </w:tcPr>
           <w:p>
             <w:r>
-              <w:t xml:space="preserve">Correo electrónico (único)</w:t>
+              <w:t xml:space="preserve">Correo electronico (unico)</w:t>
             </w:r>
           </w:p>
         </w:tc>
@@ -1124,211 +1454,7 @@
           </w:tcPr>
           <w:p>
             <w:r>
-              <w:t xml:space="preserve">Contraseña (hash)</w:t>
-            </w:r>
-          </w:p>
-        </w:tc>
-      </w:tr>
-      <w:tr>
-        <w:tc>
-          <w:tcPr>
-            <w:tcW w:type="dxa" w:w="2400"/>
-            <w:tcBorders>
-              <w:top w:val="single" w:color="CCCCCC" w:sz="1"/>
-              <w:left w:val="single" w:color="CCCCCC" w:sz="1"/>
-              <w:bottom w:val="single" w:color="CCCCCC" w:sz="1"/>
-              <w:right w:val="single" w:color="CCCCCC" w:sz="1"/>
-            </w:tcBorders>
-            <w:tcMar>
-              <w:top w:type="dxa" w:w="80"/>
-              <w:left w:type="dxa" w:w="120"/>
-              <w:bottom w:type="dxa" w:w="80"/>
-              <w:right w:type="dxa" w:w="120"/>
-            </w:tcMar>
-          </w:tcPr>
-          <w:p>
-            <w:r>
-              <w:t xml:space="preserve">telefono</w:t>
-            </w:r>
-          </w:p>
-        </w:tc>
-        <w:tc>
-          <w:tcPr>
-            <w:tcW w:type="dxa" w:w="1800"/>
-            <w:tcBorders>
-              <w:top w:val="single" w:color="CCCCCC" w:sz="1"/>
-              <w:left w:val="single" w:color="CCCCCC" w:sz="1"/>
-              <w:bottom w:val="single" w:color="CCCCCC" w:sz="1"/>
-              <w:right w:val="single" w:color="CCCCCC" w:sz="1"/>
-            </w:tcBorders>
-            <w:tcMar>
-              <w:top w:type="dxa" w:w="80"/>
-              <w:left w:type="dxa" w:w="120"/>
-              <w:bottom w:type="dxa" w:w="80"/>
-              <w:right w:type="dxa" w:w="120"/>
-            </w:tcMar>
-          </w:tcPr>
-          <w:p>
-            <w:r>
-              <w:t xml:space="preserve">VARCHAR</w:t>
-            </w:r>
-          </w:p>
-        </w:tc>
-        <w:tc>
-          <w:tcPr>
-            <w:tcW w:type="dxa" w:w="5160"/>
-            <w:tcBorders>
-              <w:top w:val="single" w:color="CCCCCC" w:sz="1"/>
-              <w:left w:val="single" w:color="CCCCCC" w:sz="1"/>
-              <w:bottom w:val="single" w:color="CCCCCC" w:sz="1"/>
-              <w:right w:val="single" w:color="CCCCCC" w:sz="1"/>
-            </w:tcBorders>
-            <w:tcMar>
-              <w:top w:type="dxa" w:w="80"/>
-              <w:left w:type="dxa" w:w="120"/>
-              <w:bottom w:type="dxa" w:w="80"/>
-              <w:right w:type="dxa" w:w="120"/>
-            </w:tcMar>
-          </w:tcPr>
-          <w:p>
-            <w:r>
-              <w:t xml:space="preserve">Número de contacto</w:t>
-            </w:r>
-          </w:p>
-        </w:tc>
-      </w:tr>
-      <w:tr>
-        <w:tc>
-          <w:tcPr>
-            <w:tcW w:type="dxa" w:w="2400"/>
-            <w:tcBorders>
-              <w:top w:val="single" w:color="CCCCCC" w:sz="1"/>
-              <w:left w:val="single" w:color="CCCCCC" w:sz="1"/>
-              <w:bottom w:val="single" w:color="CCCCCC" w:sz="1"/>
-              <w:right w:val="single" w:color="CCCCCC" w:sz="1"/>
-            </w:tcBorders>
-            <w:tcMar>
-              <w:top w:type="dxa" w:w="80"/>
-              <w:left w:type="dxa" w:w="120"/>
-              <w:bottom w:type="dxa" w:w="80"/>
-              <w:right w:type="dxa" w:w="120"/>
-            </w:tcMar>
-          </w:tcPr>
-          <w:p>
-            <w:r>
-              <w:t xml:space="preserve">direccion</w:t>
-            </w:r>
-          </w:p>
-        </w:tc>
-        <w:tc>
-          <w:tcPr>
-            <w:tcW w:type="dxa" w:w="1800"/>
-            <w:tcBorders>
-              <w:top w:val="single" w:color="CCCCCC" w:sz="1"/>
-              <w:left w:val="single" w:color="CCCCCC" w:sz="1"/>
-              <w:bottom w:val="single" w:color="CCCCCC" w:sz="1"/>
-              <w:right w:val="single" w:color="CCCCCC" w:sz="1"/>
-            </w:tcBorders>
-            <w:tcMar>
-              <w:top w:type="dxa" w:w="80"/>
-              <w:left w:type="dxa" w:w="120"/>
-              <w:bottom w:type="dxa" w:w="80"/>
-              <w:right w:type="dxa" w:w="120"/>
-            </w:tcMar>
-          </w:tcPr>
-          <w:p>
-            <w:r>
-              <w:t xml:space="preserve">VARCHAR</w:t>
-            </w:r>
-          </w:p>
-        </w:tc>
-        <w:tc>
-          <w:tcPr>
-            <w:tcW w:type="dxa" w:w="5160"/>
-            <w:tcBorders>
-              <w:top w:val="single" w:color="CCCCCC" w:sz="1"/>
-              <w:left w:val="single" w:color="CCCCCC" w:sz="1"/>
-              <w:bottom w:val="single" w:color="CCCCCC" w:sz="1"/>
-              <w:right w:val="single" w:color="CCCCCC" w:sz="1"/>
-            </w:tcBorders>
-            <w:tcMar>
-              <w:top w:type="dxa" w:w="80"/>
-              <w:left w:type="dxa" w:w="120"/>
-              <w:bottom w:type="dxa" w:w="80"/>
-              <w:right w:type="dxa" w:w="120"/>
-            </w:tcMar>
-          </w:tcPr>
-          <w:p>
-            <w:r>
-              <w:t xml:space="preserve">Dirección de envío</w:t>
-            </w:r>
-          </w:p>
-        </w:tc>
-      </w:tr>
-      <w:tr>
-        <w:tc>
-          <w:tcPr>
-            <w:tcW w:type="dxa" w:w="2400"/>
-            <w:tcBorders>
-              <w:top w:val="single" w:color="CCCCCC" w:sz="1"/>
-              <w:left w:val="single" w:color="CCCCCC" w:sz="1"/>
-              <w:bottom w:val="single" w:color="CCCCCC" w:sz="1"/>
-              <w:right w:val="single" w:color="CCCCCC" w:sz="1"/>
-            </w:tcBorders>
-            <w:tcMar>
-              <w:top w:type="dxa" w:w="80"/>
-              <w:left w:type="dxa" w:w="120"/>
-              <w:bottom w:type="dxa" w:w="80"/>
-              <w:right w:type="dxa" w:w="120"/>
-            </w:tcMar>
-          </w:tcPr>
-          <w:p>
-            <w:r>
-              <w:t xml:space="preserve">fecha_registro</w:t>
-            </w:r>
-          </w:p>
-        </w:tc>
-        <w:tc>
-          <w:tcPr>
-            <w:tcW w:type="dxa" w:w="1800"/>
-            <w:tcBorders>
-              <w:top w:val="single" w:color="CCCCCC" w:sz="1"/>
-              <w:left w:val="single" w:color="CCCCCC" w:sz="1"/>
-              <w:bottom w:val="single" w:color="CCCCCC" w:sz="1"/>
-              <w:right w:val="single" w:color="CCCCCC" w:sz="1"/>
-            </w:tcBorders>
-            <w:tcMar>
-              <w:top w:type="dxa" w:w="80"/>
-              <w:left w:type="dxa" w:w="120"/>
-              <w:bottom w:type="dxa" w:w="80"/>
-              <w:right w:type="dxa" w:w="120"/>
-            </w:tcMar>
-          </w:tcPr>
-          <w:p>
-            <w:r>
-              <w:t xml:space="preserve">DATE</w:t>
-            </w:r>
-          </w:p>
-        </w:tc>
-        <w:tc>
-          <w:tcPr>
-            <w:tcW w:type="dxa" w:w="5160"/>
-            <w:tcBorders>
-              <w:top w:val="single" w:color="CCCCCC" w:sz="1"/>
-              <w:left w:val="single" w:color="CCCCCC" w:sz="1"/>
-              <w:bottom w:val="single" w:color="CCCCCC" w:sz="1"/>
-              <w:right w:val="single" w:color="CCCCCC" w:sz="1"/>
-            </w:tcBorders>
-            <w:tcMar>
-              <w:top w:type="dxa" w:w="80"/>
-              <w:left w:type="dxa" w:w="120"/>
-              <w:bottom w:type="dxa" w:w="80"/>
-              <w:right w:type="dxa" w:w="120"/>
-            </w:tcMar>
-          </w:tcPr>
-          <w:p>
-            <w:r>
-              <w:t xml:space="preserve">Fecha de creación de la cuenta</w:t>
+              <w:t xml:space="preserve">Contrasena (hash)</w:t>
             </w:r>
           </w:p>
         </w:tc>
@@ -1339,7 +1465,7 @@
         <w:pStyle w:val="Heading2"/>
       </w:pPr>
       <w:r>
-        <w:t xml:space="preserve">Tabla Productos</w:t>
+        <w:t xml:space="preserve">Entidad Pulsera</w:t>
       </w:r>
     </w:p>
     <w:tbl>
@@ -1440,31 +1566,31 @@
                 <w:bCs/>
                 <w:color w:val="FFFFFF"/>
               </w:rPr>
-              <w:t xml:space="preserve">Descripción</w:t>
-            </w:r>
-          </w:p>
-        </w:tc>
-      </w:tr>
-      <w:tr>
-        <w:tc>
-          <w:tcPr>
-            <w:tcW w:type="dxa" w:w="2400"/>
-            <w:tcBorders>
-              <w:top w:val="single" w:color="CCCCCC" w:sz="1"/>
-              <w:left w:val="single" w:color="CCCCCC" w:sz="1"/>
-              <w:bottom w:val="single" w:color="CCCCCC" w:sz="1"/>
-              <w:right w:val="single" w:color="CCCCCC" w:sz="1"/>
-            </w:tcBorders>
-            <w:tcMar>
-              <w:top w:type="dxa" w:w="80"/>
-              <w:left w:type="dxa" w:w="120"/>
-              <w:bottom w:type="dxa" w:w="80"/>
-              <w:right w:type="dxa" w:w="120"/>
-            </w:tcMar>
-          </w:tcPr>
-          <w:p>
-            <w:r>
-              <w:t xml:space="preserve">id_producto</w:t>
+              <w:t xml:space="preserve">Descripcion</w:t>
+            </w:r>
+          </w:p>
+        </w:tc>
+      </w:tr>
+      <w:tr>
+        <w:tc>
+          <w:tcPr>
+            <w:tcW w:type="dxa" w:w="2400"/>
+            <w:tcBorders>
+              <w:top w:val="single" w:color="CCCCCC" w:sz="1"/>
+              <w:left w:val="single" w:color="CCCCCC" w:sz="1"/>
+              <w:bottom w:val="single" w:color="CCCCCC" w:sz="1"/>
+              <w:right w:val="single" w:color="CCCCCC" w:sz="1"/>
+            </w:tcBorders>
+            <w:tcMar>
+              <w:top w:type="dxa" w:w="80"/>
+              <w:left w:type="dxa" w:w="120"/>
+              <w:bottom w:type="dxa" w:w="80"/>
+              <w:right w:type="dxa" w:w="120"/>
+            </w:tcMar>
+          </w:tcPr>
+          <w:p>
+            <w:r>
+              <w:t xml:space="preserve">idPulsera</w:t>
             </w:r>
           </w:p>
         </w:tc>
@@ -1508,31 +1634,31 @@
           </w:tcPr>
           <w:p>
             <w:r>
-              <w:t xml:space="preserve">Identificador único</w:t>
-            </w:r>
-          </w:p>
-        </w:tc>
-      </w:tr>
-      <w:tr>
-        <w:tc>
-          <w:tcPr>
-            <w:tcW w:type="dxa" w:w="2400"/>
-            <w:tcBorders>
-              <w:top w:val="single" w:color="CCCCCC" w:sz="1"/>
-              <w:left w:val="single" w:color="CCCCCC" w:sz="1"/>
-              <w:bottom w:val="single" w:color="CCCCCC" w:sz="1"/>
-              <w:right w:val="single" w:color="CCCCCC" w:sz="1"/>
-            </w:tcBorders>
-            <w:tcMar>
-              <w:top w:type="dxa" w:w="80"/>
-              <w:left w:type="dxa" w:w="120"/>
-              <w:bottom w:type="dxa" w:w="80"/>
-              <w:right w:type="dxa" w:w="120"/>
-            </w:tcMar>
-          </w:tcPr>
-          <w:p>
-            <w:r>
-              <w:t xml:space="preserve">nombre</w:t>
+              <w:t xml:space="preserve">Identificador unico</w:t>
+            </w:r>
+          </w:p>
+        </w:tc>
+      </w:tr>
+      <w:tr>
+        <w:tc>
+          <w:tcPr>
+            <w:tcW w:type="dxa" w:w="2400"/>
+            <w:tcBorders>
+              <w:top w:val="single" w:color="CCCCCC" w:sz="1"/>
+              <w:left w:val="single" w:color="CCCCCC" w:sz="1"/>
+              <w:bottom w:val="single" w:color="CCCCCC" w:sz="1"/>
+              <w:right w:val="single" w:color="CCCCCC" w:sz="1"/>
+            </w:tcBorders>
+            <w:tcMar>
+              <w:top w:type="dxa" w:w="80"/>
+              <w:left w:type="dxa" w:w="120"/>
+              <w:bottom w:type="dxa" w:w="80"/>
+              <w:right w:type="dxa" w:w="120"/>
+            </w:tcMar>
+          </w:tcPr>
+          <w:p>
+            <w:r>
+              <w:t xml:space="preserve">codigoQR</w:t>
             </w:r>
           </w:p>
         </w:tc>
@@ -1576,31 +1702,31 @@
           </w:tcPr>
           <w:p>
             <w:r>
-              <w:t xml:space="preserve">Nombre del producto</w:t>
-            </w:r>
-          </w:p>
-        </w:tc>
-      </w:tr>
-      <w:tr>
-        <w:tc>
-          <w:tcPr>
-            <w:tcW w:type="dxa" w:w="2400"/>
-            <w:tcBorders>
-              <w:top w:val="single" w:color="CCCCCC" w:sz="1"/>
-              <w:left w:val="single" w:color="CCCCCC" w:sz="1"/>
-              <w:bottom w:val="single" w:color="CCCCCC" w:sz="1"/>
-              <w:right w:val="single" w:color="CCCCCC" w:sz="1"/>
-            </w:tcBorders>
-            <w:tcMar>
-              <w:top w:type="dxa" w:w="80"/>
-              <w:left w:type="dxa" w:w="120"/>
-              <w:bottom w:type="dxa" w:w="80"/>
-              <w:right w:type="dxa" w:w="120"/>
-            </w:tcMar>
-          </w:tcPr>
-          <w:p>
-            <w:r>
-              <w:t xml:space="preserve">categoria</w:t>
+              <w:t xml:space="preserve">Codigo unico generado para el QR</w:t>
+            </w:r>
+          </w:p>
+        </w:tc>
+      </w:tr>
+      <w:tr>
+        <w:tc>
+          <w:tcPr>
+            <w:tcW w:type="dxa" w:w="2400"/>
+            <w:tcBorders>
+              <w:top w:val="single" w:color="CCCCCC" w:sz="1"/>
+              <w:left w:val="single" w:color="CCCCCC" w:sz="1"/>
+              <w:bottom w:val="single" w:color="CCCCCC" w:sz="1"/>
+              <w:right w:val="single" w:color="CCCCCC" w:sz="1"/>
+            </w:tcBorders>
+            <w:tcMar>
+              <w:top w:type="dxa" w:w="80"/>
+              <w:left w:type="dxa" w:w="120"/>
+              <w:bottom w:type="dxa" w:w="80"/>
+              <w:right w:type="dxa" w:w="120"/>
+            </w:tcMar>
+          </w:tcPr>
+          <w:p>
+            <w:r>
+              <w:t xml:space="preserve">fechaRegistro</w:t>
             </w:r>
           </w:p>
         </w:tc>
@@ -1622,6 +1748,74 @@
           </w:tcPr>
           <w:p>
             <w:r>
+              <w:t xml:space="preserve">DATE</w:t>
+            </w:r>
+          </w:p>
+        </w:tc>
+        <w:tc>
+          <w:tcPr>
+            <w:tcW w:type="dxa" w:w="5160"/>
+            <w:tcBorders>
+              <w:top w:val="single" w:color="CCCCCC" w:sz="1"/>
+              <w:left w:val="single" w:color="CCCCCC" w:sz="1"/>
+              <w:bottom w:val="single" w:color="CCCCCC" w:sz="1"/>
+              <w:right w:val="single" w:color="CCCCCC" w:sz="1"/>
+            </w:tcBorders>
+            <w:tcMar>
+              <w:top w:type="dxa" w:w="80"/>
+              <w:left w:type="dxa" w:w="120"/>
+              <w:bottom w:type="dxa" w:w="80"/>
+              <w:right w:type="dxa" w:w="120"/>
+            </w:tcMar>
+          </w:tcPr>
+          <w:p>
+            <w:r>
+              <w:t xml:space="preserve">Fecha de vinculacion</w:t>
+            </w:r>
+          </w:p>
+        </w:tc>
+      </w:tr>
+      <w:tr>
+        <w:tc>
+          <w:tcPr>
+            <w:tcW w:type="dxa" w:w="2400"/>
+            <w:tcBorders>
+              <w:top w:val="single" w:color="CCCCCC" w:sz="1"/>
+              <w:left w:val="single" w:color="CCCCCC" w:sz="1"/>
+              <w:bottom w:val="single" w:color="CCCCCC" w:sz="1"/>
+              <w:right w:val="single" w:color="CCCCCC" w:sz="1"/>
+            </w:tcBorders>
+            <w:tcMar>
+              <w:top w:type="dxa" w:w="80"/>
+              <w:left w:type="dxa" w:w="120"/>
+              <w:bottom w:type="dxa" w:w="80"/>
+              <w:right w:type="dxa" w:w="120"/>
+            </w:tcMar>
+          </w:tcPr>
+          <w:p>
+            <w:r>
+              <w:t xml:space="preserve">estado</w:t>
+            </w:r>
+          </w:p>
+        </w:tc>
+        <w:tc>
+          <w:tcPr>
+            <w:tcW w:type="dxa" w:w="1800"/>
+            <w:tcBorders>
+              <w:top w:val="single" w:color="CCCCCC" w:sz="1"/>
+              <w:left w:val="single" w:color="CCCCCC" w:sz="1"/>
+              <w:bottom w:val="single" w:color="CCCCCC" w:sz="1"/>
+              <w:right w:val="single" w:color="CCCCCC" w:sz="1"/>
+            </w:tcBorders>
+            <w:tcMar>
+              <w:top w:type="dxa" w:w="80"/>
+              <w:left w:type="dxa" w:w="120"/>
+              <w:bottom w:type="dxa" w:w="80"/>
+              <w:right w:type="dxa" w:w="120"/>
+            </w:tcMar>
+          </w:tcPr>
+          <w:p>
+            <w:r>
               <w:t xml:space="preserve">VARCHAR</w:t>
             </w:r>
           </w:p>
@@ -1644,31 +1838,31 @@
           </w:tcPr>
           <w:p>
             <w:r>
-              <w:t xml:space="preserve">Laptops, periféricos, componentes, accesorios</w:t>
-            </w:r>
-          </w:p>
-        </w:tc>
-      </w:tr>
-      <w:tr>
-        <w:tc>
-          <w:tcPr>
-            <w:tcW w:type="dxa" w:w="2400"/>
-            <w:tcBorders>
-              <w:top w:val="single" w:color="CCCCCC" w:sz="1"/>
-              <w:left w:val="single" w:color="CCCCCC" w:sz="1"/>
-              <w:bottom w:val="single" w:color="CCCCCC" w:sz="1"/>
-              <w:right w:val="single" w:color="CCCCCC" w:sz="1"/>
-            </w:tcBorders>
-            <w:tcMar>
-              <w:top w:type="dxa" w:w="80"/>
-              <w:left w:type="dxa" w:w="120"/>
-              <w:bottom w:type="dxa" w:w="80"/>
-              <w:right w:type="dxa" w:w="120"/>
-            </w:tcMar>
-          </w:tcPr>
-          <w:p>
-            <w:r>
-              <w:t xml:space="preserve">precio</w:t>
+              <w:t xml:space="preserve">Activa / Inactiva</w:t>
+            </w:r>
+          </w:p>
+        </w:tc>
+      </w:tr>
+      <w:tr>
+        <w:tc>
+          <w:tcPr>
+            <w:tcW w:type="dxa" w:w="2400"/>
+            <w:tcBorders>
+              <w:top w:val="single" w:color="CCCCCC" w:sz="1"/>
+              <w:left w:val="single" w:color="CCCCCC" w:sz="1"/>
+              <w:bottom w:val="single" w:color="CCCCCC" w:sz="1"/>
+              <w:right w:val="single" w:color="CCCCCC" w:sz="1"/>
+            </w:tcBorders>
+            <w:tcMar>
+              <w:top w:type="dxa" w:w="80"/>
+              <w:left w:type="dxa" w:w="120"/>
+              <w:bottom w:type="dxa" w:w="80"/>
+              <w:right w:type="dxa" w:w="120"/>
+            </w:tcMar>
+          </w:tcPr>
+          <w:p>
+            <w:r>
+              <w:t xml:space="preserve">idUsuario</w:t>
             </w:r>
           </w:p>
         </w:tc>
@@ -1690,7 +1884,7 @@
           </w:tcPr>
           <w:p>
             <w:r>
-              <w:t xml:space="preserve">DECIMAL</w:t>
+              <w:t xml:space="preserve">INT (FK)</w:t>
             </w:r>
           </w:p>
         </w:tc>
@@ -1712,211 +1906,7 @@
           </w:tcPr>
           <w:p>
             <w:r>
-              <w:t xml:space="preserve">Precio unitario</w:t>
-            </w:r>
-          </w:p>
-        </w:tc>
-      </w:tr>
-      <w:tr>
-        <w:tc>
-          <w:tcPr>
-            <w:tcW w:type="dxa" w:w="2400"/>
-            <w:tcBorders>
-              <w:top w:val="single" w:color="CCCCCC" w:sz="1"/>
-              <w:left w:val="single" w:color="CCCCCC" w:sz="1"/>
-              <w:bottom w:val="single" w:color="CCCCCC" w:sz="1"/>
-              <w:right w:val="single" w:color="CCCCCC" w:sz="1"/>
-            </w:tcBorders>
-            <w:tcMar>
-              <w:top w:type="dxa" w:w="80"/>
-              <w:left w:type="dxa" w:w="120"/>
-              <w:bottom w:type="dxa" w:w="80"/>
-              <w:right w:type="dxa" w:w="120"/>
-            </w:tcMar>
-          </w:tcPr>
-          <w:p>
-            <w:r>
-              <w:t xml:space="preserve">stock</w:t>
-            </w:r>
-          </w:p>
-        </w:tc>
-        <w:tc>
-          <w:tcPr>
-            <w:tcW w:type="dxa" w:w="1800"/>
-            <w:tcBorders>
-              <w:top w:val="single" w:color="CCCCCC" w:sz="1"/>
-              <w:left w:val="single" w:color="CCCCCC" w:sz="1"/>
-              <w:bottom w:val="single" w:color="CCCCCC" w:sz="1"/>
-              <w:right w:val="single" w:color="CCCCCC" w:sz="1"/>
-            </w:tcBorders>
-            <w:tcMar>
-              <w:top w:type="dxa" w:w="80"/>
-              <w:left w:type="dxa" w:w="120"/>
-              <w:bottom w:type="dxa" w:w="80"/>
-              <w:right w:type="dxa" w:w="120"/>
-            </w:tcMar>
-          </w:tcPr>
-          <w:p>
-            <w:r>
-              <w:t xml:space="preserve">INT</w:t>
-            </w:r>
-          </w:p>
-        </w:tc>
-        <w:tc>
-          <w:tcPr>
-            <w:tcW w:type="dxa" w:w="5160"/>
-            <w:tcBorders>
-              <w:top w:val="single" w:color="CCCCCC" w:sz="1"/>
-              <w:left w:val="single" w:color="CCCCCC" w:sz="1"/>
-              <w:bottom w:val="single" w:color="CCCCCC" w:sz="1"/>
-              <w:right w:val="single" w:color="CCCCCC" w:sz="1"/>
-            </w:tcBorders>
-            <w:tcMar>
-              <w:top w:type="dxa" w:w="80"/>
-              <w:left w:type="dxa" w:w="120"/>
-              <w:bottom w:type="dxa" w:w="80"/>
-              <w:right w:type="dxa" w:w="120"/>
-            </w:tcMar>
-          </w:tcPr>
-          <w:p>
-            <w:r>
-              <w:t xml:space="preserve">Cantidad disponible</w:t>
-            </w:r>
-          </w:p>
-        </w:tc>
-      </w:tr>
-      <w:tr>
-        <w:tc>
-          <w:tcPr>
-            <w:tcW w:type="dxa" w:w="2400"/>
-            <w:tcBorders>
-              <w:top w:val="single" w:color="CCCCCC" w:sz="1"/>
-              <w:left w:val="single" w:color="CCCCCC" w:sz="1"/>
-              <w:bottom w:val="single" w:color="CCCCCC" w:sz="1"/>
-              <w:right w:val="single" w:color="CCCCCC" w:sz="1"/>
-            </w:tcBorders>
-            <w:tcMar>
-              <w:top w:type="dxa" w:w="80"/>
-              <w:left w:type="dxa" w:w="120"/>
-              <w:bottom w:type="dxa" w:w="80"/>
-              <w:right w:type="dxa" w:w="120"/>
-            </w:tcMar>
-          </w:tcPr>
-          <w:p>
-            <w:r>
-              <w:t xml:space="preserve">descripcion</w:t>
-            </w:r>
-          </w:p>
-        </w:tc>
-        <w:tc>
-          <w:tcPr>
-            <w:tcW w:type="dxa" w:w="1800"/>
-            <w:tcBorders>
-              <w:top w:val="single" w:color="CCCCCC" w:sz="1"/>
-              <w:left w:val="single" w:color="CCCCCC" w:sz="1"/>
-              <w:bottom w:val="single" w:color="CCCCCC" w:sz="1"/>
-              <w:right w:val="single" w:color="CCCCCC" w:sz="1"/>
-            </w:tcBorders>
-            <w:tcMar>
-              <w:top w:type="dxa" w:w="80"/>
-              <w:left w:type="dxa" w:w="120"/>
-              <w:bottom w:type="dxa" w:w="80"/>
-              <w:right w:type="dxa" w:w="120"/>
-            </w:tcMar>
-          </w:tcPr>
-          <w:p>
-            <w:r>
-              <w:t xml:space="preserve">TEXT</w:t>
-            </w:r>
-          </w:p>
-        </w:tc>
-        <w:tc>
-          <w:tcPr>
-            <w:tcW w:type="dxa" w:w="5160"/>
-            <w:tcBorders>
-              <w:top w:val="single" w:color="CCCCCC" w:sz="1"/>
-              <w:left w:val="single" w:color="CCCCCC" w:sz="1"/>
-              <w:bottom w:val="single" w:color="CCCCCC" w:sz="1"/>
-              <w:right w:val="single" w:color="CCCCCC" w:sz="1"/>
-            </w:tcBorders>
-            <w:tcMar>
-              <w:top w:type="dxa" w:w="80"/>
-              <w:left w:type="dxa" w:w="120"/>
-              <w:bottom w:type="dxa" w:w="80"/>
-              <w:right w:type="dxa" w:w="120"/>
-            </w:tcMar>
-          </w:tcPr>
-          <w:p>
-            <w:r>
-              <w:t xml:space="preserve">Descripción del producto</w:t>
-            </w:r>
-          </w:p>
-        </w:tc>
-      </w:tr>
-      <w:tr>
-        <w:tc>
-          <w:tcPr>
-            <w:tcW w:type="dxa" w:w="2400"/>
-            <w:tcBorders>
-              <w:top w:val="single" w:color="CCCCCC" w:sz="1"/>
-              <w:left w:val="single" w:color="CCCCCC" w:sz="1"/>
-              <w:bottom w:val="single" w:color="CCCCCC" w:sz="1"/>
-              <w:right w:val="single" w:color="CCCCCC" w:sz="1"/>
-            </w:tcBorders>
-            <w:tcMar>
-              <w:top w:type="dxa" w:w="80"/>
-              <w:left w:type="dxa" w:w="120"/>
-              <w:bottom w:type="dxa" w:w="80"/>
-              <w:right w:type="dxa" w:w="120"/>
-            </w:tcMar>
-          </w:tcPr>
-          <w:p>
-            <w:r>
-              <w:t xml:space="preserve">imagen</w:t>
-            </w:r>
-          </w:p>
-        </w:tc>
-        <w:tc>
-          <w:tcPr>
-            <w:tcW w:type="dxa" w:w="1800"/>
-            <w:tcBorders>
-              <w:top w:val="single" w:color="CCCCCC" w:sz="1"/>
-              <w:left w:val="single" w:color="CCCCCC" w:sz="1"/>
-              <w:bottom w:val="single" w:color="CCCCCC" w:sz="1"/>
-              <w:right w:val="single" w:color="CCCCCC" w:sz="1"/>
-            </w:tcBorders>
-            <w:tcMar>
-              <w:top w:type="dxa" w:w="80"/>
-              <w:left w:type="dxa" w:w="120"/>
-              <w:bottom w:type="dxa" w:w="80"/>
-              <w:right w:type="dxa" w:w="120"/>
-            </w:tcMar>
-          </w:tcPr>
-          <w:p>
-            <w:r>
-              <w:t xml:space="preserve">VARCHAR</w:t>
-            </w:r>
-          </w:p>
-        </w:tc>
-        <w:tc>
-          <w:tcPr>
-            <w:tcW w:type="dxa" w:w="5160"/>
-            <w:tcBorders>
-              <w:top w:val="single" w:color="CCCCCC" w:sz="1"/>
-              <w:left w:val="single" w:color="CCCCCC" w:sz="1"/>
-              <w:bottom w:val="single" w:color="CCCCCC" w:sz="1"/>
-              <w:right w:val="single" w:color="CCCCCC" w:sz="1"/>
-            </w:tcBorders>
-            <w:tcMar>
-              <w:top w:type="dxa" w:w="80"/>
-              <w:left w:type="dxa" w:w="120"/>
-              <w:bottom w:type="dxa" w:w="80"/>
-              <w:right w:type="dxa" w:w="120"/>
-            </w:tcMar>
-          </w:tcPr>
-          <w:p>
-            <w:r>
-              <w:t xml:space="preserve">Ruta o URL de la imagen</w:t>
+              <w:t xml:space="preserve">Usuario propietario</w:t>
             </w:r>
           </w:p>
         </w:tc>
@@ -1927,7 +1917,7 @@
         <w:pStyle w:val="Heading2"/>
       </w:pPr>
       <w:r>
-        <w:t xml:space="preserve">Tabla Carrito (opcional, según alcance)</w:t>
+        <w:t xml:space="preserve">Entidad PerfilMedico</w:t>
       </w:r>
     </w:p>
     <w:tbl>
@@ -2028,31 +2018,31 @@
                 <w:bCs/>
                 <w:color w:val="FFFFFF"/>
               </w:rPr>
-              <w:t xml:space="preserve">Descripción</w:t>
-            </w:r>
-          </w:p>
-        </w:tc>
-      </w:tr>
-      <w:tr>
-        <w:tc>
-          <w:tcPr>
-            <w:tcW w:type="dxa" w:w="2400"/>
-            <w:tcBorders>
-              <w:top w:val="single" w:color="CCCCCC" w:sz="1"/>
-              <w:left w:val="single" w:color="CCCCCC" w:sz="1"/>
-              <w:bottom w:val="single" w:color="CCCCCC" w:sz="1"/>
-              <w:right w:val="single" w:color="CCCCCC" w:sz="1"/>
-            </w:tcBorders>
-            <w:tcMar>
-              <w:top w:type="dxa" w:w="80"/>
-              <w:left w:type="dxa" w:w="120"/>
-              <w:bottom w:type="dxa" w:w="80"/>
-              <w:right w:type="dxa" w:w="120"/>
-            </w:tcMar>
-          </w:tcPr>
-          <w:p>
-            <w:r>
-              <w:t xml:space="preserve">id_carrito</w:t>
+              <w:t xml:space="preserve">Descripcion</w:t>
+            </w:r>
+          </w:p>
+        </w:tc>
+      </w:tr>
+      <w:tr>
+        <w:tc>
+          <w:tcPr>
+            <w:tcW w:type="dxa" w:w="2400"/>
+            <w:tcBorders>
+              <w:top w:val="single" w:color="CCCCCC" w:sz="1"/>
+              <w:left w:val="single" w:color="CCCCCC" w:sz="1"/>
+              <w:bottom w:val="single" w:color="CCCCCC" w:sz="1"/>
+              <w:right w:val="single" w:color="CCCCCC" w:sz="1"/>
+            </w:tcBorders>
+            <w:tcMar>
+              <w:top w:type="dxa" w:w="80"/>
+              <w:left w:type="dxa" w:w="120"/>
+              <w:bottom w:type="dxa" w:w="80"/>
+              <w:right w:type="dxa" w:w="120"/>
+            </w:tcMar>
+          </w:tcPr>
+          <w:p>
+            <w:r>
+              <w:t xml:space="preserve">idPerfil</w:t>
             </w:r>
           </w:p>
         </w:tc>
@@ -2096,31 +2086,31 @@
           </w:tcPr>
           <w:p>
             <w:r>
-              <w:t xml:space="preserve">Identificador único</w:t>
-            </w:r>
-          </w:p>
-        </w:tc>
-      </w:tr>
-      <w:tr>
-        <w:tc>
-          <w:tcPr>
-            <w:tcW w:type="dxa" w:w="2400"/>
-            <w:tcBorders>
-              <w:top w:val="single" w:color="CCCCCC" w:sz="1"/>
-              <w:left w:val="single" w:color="CCCCCC" w:sz="1"/>
-              <w:bottom w:val="single" w:color="CCCCCC" w:sz="1"/>
-              <w:right w:val="single" w:color="CCCCCC" w:sz="1"/>
-            </w:tcBorders>
-            <w:tcMar>
-              <w:top w:type="dxa" w:w="80"/>
-              <w:left w:type="dxa" w:w="120"/>
-              <w:bottom w:type="dxa" w:w="80"/>
-              <w:right w:type="dxa" w:w="120"/>
-            </w:tcMar>
-          </w:tcPr>
-          <w:p>
-            <w:r>
-              <w:t xml:space="preserve">id_cliente</w:t>
+              <w:t xml:space="preserve">Identificador unico</w:t>
+            </w:r>
+          </w:p>
+        </w:tc>
+      </w:tr>
+      <w:tr>
+        <w:tc>
+          <w:tcPr>
+            <w:tcW w:type="dxa" w:w="2400"/>
+            <w:tcBorders>
+              <w:top w:val="single" w:color="CCCCCC" w:sz="1"/>
+              <w:left w:val="single" w:color="CCCCCC" w:sz="1"/>
+              <w:bottom w:val="single" w:color="CCCCCC" w:sz="1"/>
+              <w:right w:val="single" w:color="CCCCCC" w:sz="1"/>
+            </w:tcBorders>
+            <w:tcMar>
+              <w:top w:type="dxa" w:w="80"/>
+              <w:left w:type="dxa" w:w="120"/>
+              <w:bottom w:type="dxa" w:w="80"/>
+              <w:right w:type="dxa" w:w="120"/>
+            </w:tcMar>
+          </w:tcPr>
+          <w:p>
+            <w:r>
+              <w:t xml:space="preserve">tipoSangre</w:t>
             </w:r>
           </w:p>
         </w:tc>
@@ -2142,6 +2132,278 @@
           </w:tcPr>
           <w:p>
             <w:r>
+              <w:t xml:space="preserve">VARCHAR</w:t>
+            </w:r>
+          </w:p>
+        </w:tc>
+        <w:tc>
+          <w:tcPr>
+            <w:tcW w:type="dxa" w:w="5160"/>
+            <w:tcBorders>
+              <w:top w:val="single" w:color="CCCCCC" w:sz="1"/>
+              <w:left w:val="single" w:color="CCCCCC" w:sz="1"/>
+              <w:bottom w:val="single" w:color="CCCCCC" w:sz="1"/>
+              <w:right w:val="single" w:color="CCCCCC" w:sz="1"/>
+            </w:tcBorders>
+            <w:tcMar>
+              <w:top w:type="dxa" w:w="80"/>
+              <w:left w:type="dxa" w:w="120"/>
+              <w:bottom w:type="dxa" w:w="80"/>
+              <w:right w:type="dxa" w:w="120"/>
+            </w:tcMar>
+          </w:tcPr>
+          <w:p>
+            <w:r>
+              <w:t xml:space="preserve">Tipo de sangre del portador</w:t>
+            </w:r>
+          </w:p>
+        </w:tc>
+      </w:tr>
+      <w:tr>
+        <w:tc>
+          <w:tcPr>
+            <w:tcW w:type="dxa" w:w="2400"/>
+            <w:tcBorders>
+              <w:top w:val="single" w:color="CCCCCC" w:sz="1"/>
+              <w:left w:val="single" w:color="CCCCCC" w:sz="1"/>
+              <w:bottom w:val="single" w:color="CCCCCC" w:sz="1"/>
+              <w:right w:val="single" w:color="CCCCCC" w:sz="1"/>
+            </w:tcBorders>
+            <w:tcMar>
+              <w:top w:type="dxa" w:w="80"/>
+              <w:left w:type="dxa" w:w="120"/>
+              <w:bottom w:type="dxa" w:w="80"/>
+              <w:right w:type="dxa" w:w="120"/>
+            </w:tcMar>
+          </w:tcPr>
+          <w:p>
+            <w:r>
+              <w:t xml:space="preserve">alergias</w:t>
+            </w:r>
+          </w:p>
+        </w:tc>
+        <w:tc>
+          <w:tcPr>
+            <w:tcW w:type="dxa" w:w="1800"/>
+            <w:tcBorders>
+              <w:top w:val="single" w:color="CCCCCC" w:sz="1"/>
+              <w:left w:val="single" w:color="CCCCCC" w:sz="1"/>
+              <w:bottom w:val="single" w:color="CCCCCC" w:sz="1"/>
+              <w:right w:val="single" w:color="CCCCCC" w:sz="1"/>
+            </w:tcBorders>
+            <w:tcMar>
+              <w:top w:type="dxa" w:w="80"/>
+              <w:left w:type="dxa" w:w="120"/>
+              <w:bottom w:type="dxa" w:w="80"/>
+              <w:right w:type="dxa" w:w="120"/>
+            </w:tcMar>
+          </w:tcPr>
+          <w:p>
+            <w:r>
+              <w:t xml:space="preserve">TEXT</w:t>
+            </w:r>
+          </w:p>
+        </w:tc>
+        <w:tc>
+          <w:tcPr>
+            <w:tcW w:type="dxa" w:w="5160"/>
+            <w:tcBorders>
+              <w:top w:val="single" w:color="CCCCCC" w:sz="1"/>
+              <w:left w:val="single" w:color="CCCCCC" w:sz="1"/>
+              <w:bottom w:val="single" w:color="CCCCCC" w:sz="1"/>
+              <w:right w:val="single" w:color="CCCCCC" w:sz="1"/>
+            </w:tcBorders>
+            <w:tcMar>
+              <w:top w:type="dxa" w:w="80"/>
+              <w:left w:type="dxa" w:w="120"/>
+              <w:bottom w:type="dxa" w:w="80"/>
+              <w:right w:type="dxa" w:w="120"/>
+            </w:tcMar>
+          </w:tcPr>
+          <w:p>
+            <w:r>
+              <w:t xml:space="preserve">Alergias conocidas</w:t>
+            </w:r>
+          </w:p>
+        </w:tc>
+      </w:tr>
+      <w:tr>
+        <w:tc>
+          <w:tcPr>
+            <w:tcW w:type="dxa" w:w="2400"/>
+            <w:tcBorders>
+              <w:top w:val="single" w:color="CCCCCC" w:sz="1"/>
+              <w:left w:val="single" w:color="CCCCCC" w:sz="1"/>
+              <w:bottom w:val="single" w:color="CCCCCC" w:sz="1"/>
+              <w:right w:val="single" w:color="CCCCCC" w:sz="1"/>
+            </w:tcBorders>
+            <w:tcMar>
+              <w:top w:type="dxa" w:w="80"/>
+              <w:left w:type="dxa" w:w="120"/>
+              <w:bottom w:type="dxa" w:w="80"/>
+              <w:right w:type="dxa" w:w="120"/>
+            </w:tcMar>
+          </w:tcPr>
+          <w:p>
+            <w:r>
+              <w:t xml:space="preserve">enfermedades</w:t>
+            </w:r>
+          </w:p>
+        </w:tc>
+        <w:tc>
+          <w:tcPr>
+            <w:tcW w:type="dxa" w:w="1800"/>
+            <w:tcBorders>
+              <w:top w:val="single" w:color="CCCCCC" w:sz="1"/>
+              <w:left w:val="single" w:color="CCCCCC" w:sz="1"/>
+              <w:bottom w:val="single" w:color="CCCCCC" w:sz="1"/>
+              <w:right w:val="single" w:color="CCCCCC" w:sz="1"/>
+            </w:tcBorders>
+            <w:tcMar>
+              <w:top w:type="dxa" w:w="80"/>
+              <w:left w:type="dxa" w:w="120"/>
+              <w:bottom w:type="dxa" w:w="80"/>
+              <w:right w:type="dxa" w:w="120"/>
+            </w:tcMar>
+          </w:tcPr>
+          <w:p>
+            <w:r>
+              <w:t xml:space="preserve">TEXT</w:t>
+            </w:r>
+          </w:p>
+        </w:tc>
+        <w:tc>
+          <w:tcPr>
+            <w:tcW w:type="dxa" w:w="5160"/>
+            <w:tcBorders>
+              <w:top w:val="single" w:color="CCCCCC" w:sz="1"/>
+              <w:left w:val="single" w:color="CCCCCC" w:sz="1"/>
+              <w:bottom w:val="single" w:color="CCCCCC" w:sz="1"/>
+              <w:right w:val="single" w:color="CCCCCC" w:sz="1"/>
+            </w:tcBorders>
+            <w:tcMar>
+              <w:top w:type="dxa" w:w="80"/>
+              <w:left w:type="dxa" w:w="120"/>
+              <w:bottom w:type="dxa" w:w="80"/>
+              <w:right w:type="dxa" w:w="120"/>
+            </w:tcMar>
+          </w:tcPr>
+          <w:p>
+            <w:r>
+              <w:t xml:space="preserve">Enfermedades preexistentes</w:t>
+            </w:r>
+          </w:p>
+        </w:tc>
+      </w:tr>
+      <w:tr>
+        <w:tc>
+          <w:tcPr>
+            <w:tcW w:type="dxa" w:w="2400"/>
+            <w:tcBorders>
+              <w:top w:val="single" w:color="CCCCCC" w:sz="1"/>
+              <w:left w:val="single" w:color="CCCCCC" w:sz="1"/>
+              <w:bottom w:val="single" w:color="CCCCCC" w:sz="1"/>
+              <w:right w:val="single" w:color="CCCCCC" w:sz="1"/>
+            </w:tcBorders>
+            <w:tcMar>
+              <w:top w:type="dxa" w:w="80"/>
+              <w:left w:type="dxa" w:w="120"/>
+              <w:bottom w:type="dxa" w:w="80"/>
+              <w:right w:type="dxa" w:w="120"/>
+            </w:tcMar>
+          </w:tcPr>
+          <w:p>
+            <w:r>
+              <w:t xml:space="preserve">medicamentos</w:t>
+            </w:r>
+          </w:p>
+        </w:tc>
+        <w:tc>
+          <w:tcPr>
+            <w:tcW w:type="dxa" w:w="1800"/>
+            <w:tcBorders>
+              <w:top w:val="single" w:color="CCCCCC" w:sz="1"/>
+              <w:left w:val="single" w:color="CCCCCC" w:sz="1"/>
+              <w:bottom w:val="single" w:color="CCCCCC" w:sz="1"/>
+              <w:right w:val="single" w:color="CCCCCC" w:sz="1"/>
+            </w:tcBorders>
+            <w:tcMar>
+              <w:top w:type="dxa" w:w="80"/>
+              <w:left w:type="dxa" w:w="120"/>
+              <w:bottom w:type="dxa" w:w="80"/>
+              <w:right w:type="dxa" w:w="120"/>
+            </w:tcMar>
+          </w:tcPr>
+          <w:p>
+            <w:r>
+              <w:t xml:space="preserve">TEXT</w:t>
+            </w:r>
+          </w:p>
+        </w:tc>
+        <w:tc>
+          <w:tcPr>
+            <w:tcW w:type="dxa" w:w="5160"/>
+            <w:tcBorders>
+              <w:top w:val="single" w:color="CCCCCC" w:sz="1"/>
+              <w:left w:val="single" w:color="CCCCCC" w:sz="1"/>
+              <w:bottom w:val="single" w:color="CCCCCC" w:sz="1"/>
+              <w:right w:val="single" w:color="CCCCCC" w:sz="1"/>
+            </w:tcBorders>
+            <w:tcMar>
+              <w:top w:type="dxa" w:w="80"/>
+              <w:left w:type="dxa" w:w="120"/>
+              <w:bottom w:type="dxa" w:w="80"/>
+              <w:right w:type="dxa" w:w="120"/>
+            </w:tcMar>
+          </w:tcPr>
+          <w:p>
+            <w:r>
+              <w:t xml:space="preserve">Medicamentos actuales</w:t>
+            </w:r>
+          </w:p>
+        </w:tc>
+      </w:tr>
+      <w:tr>
+        <w:tc>
+          <w:tcPr>
+            <w:tcW w:type="dxa" w:w="2400"/>
+            <w:tcBorders>
+              <w:top w:val="single" w:color="CCCCCC" w:sz="1"/>
+              <w:left w:val="single" w:color="CCCCCC" w:sz="1"/>
+              <w:bottom w:val="single" w:color="CCCCCC" w:sz="1"/>
+              <w:right w:val="single" w:color="CCCCCC" w:sz="1"/>
+            </w:tcBorders>
+            <w:tcMar>
+              <w:top w:type="dxa" w:w="80"/>
+              <w:left w:type="dxa" w:w="120"/>
+              <w:bottom w:type="dxa" w:w="80"/>
+              <w:right w:type="dxa" w:w="120"/>
+            </w:tcMar>
+          </w:tcPr>
+          <w:p>
+            <w:r>
+              <w:t xml:space="preserve">idUsuario</w:t>
+            </w:r>
+          </w:p>
+        </w:tc>
+        <w:tc>
+          <w:tcPr>
+            <w:tcW w:type="dxa" w:w="1800"/>
+            <w:tcBorders>
+              <w:top w:val="single" w:color="CCCCCC" w:sz="1"/>
+              <w:left w:val="single" w:color="CCCCCC" w:sz="1"/>
+              <w:bottom w:val="single" w:color="CCCCCC" w:sz="1"/>
+              <w:right w:val="single" w:color="CCCCCC" w:sz="1"/>
+            </w:tcBorders>
+            <w:tcMar>
+              <w:top w:type="dxa" w:w="80"/>
+              <w:left w:type="dxa" w:w="120"/>
+              <w:bottom w:type="dxa" w:w="80"/>
+              <w:right w:type="dxa" w:w="120"/>
+            </w:tcMar>
+          </w:tcPr>
+          <w:p>
+            <w:r>
               <w:t xml:space="preserve">INT (FK)</w:t>
             </w:r>
           </w:p>
@@ -2164,211 +2426,7 @@
           </w:tcPr>
           <w:p>
             <w:r>
-              <w:t xml:space="preserve">Referencia al cliente</w:t>
-            </w:r>
-          </w:p>
-        </w:tc>
-      </w:tr>
-      <w:tr>
-        <w:tc>
-          <w:tcPr>
-            <w:tcW w:type="dxa" w:w="2400"/>
-            <w:tcBorders>
-              <w:top w:val="single" w:color="CCCCCC" w:sz="1"/>
-              <w:left w:val="single" w:color="CCCCCC" w:sz="1"/>
-              <w:bottom w:val="single" w:color="CCCCCC" w:sz="1"/>
-              <w:right w:val="single" w:color="CCCCCC" w:sz="1"/>
-            </w:tcBorders>
-            <w:tcMar>
-              <w:top w:type="dxa" w:w="80"/>
-              <w:left w:type="dxa" w:w="120"/>
-              <w:bottom w:type="dxa" w:w="80"/>
-              <w:right w:type="dxa" w:w="120"/>
-            </w:tcMar>
-          </w:tcPr>
-          <w:p>
-            <w:r>
-              <w:t xml:space="preserve">id_producto</w:t>
-            </w:r>
-          </w:p>
-        </w:tc>
-        <w:tc>
-          <w:tcPr>
-            <w:tcW w:type="dxa" w:w="1800"/>
-            <w:tcBorders>
-              <w:top w:val="single" w:color="CCCCCC" w:sz="1"/>
-              <w:left w:val="single" w:color="CCCCCC" w:sz="1"/>
-              <w:bottom w:val="single" w:color="CCCCCC" w:sz="1"/>
-              <w:right w:val="single" w:color="CCCCCC" w:sz="1"/>
-            </w:tcBorders>
-            <w:tcMar>
-              <w:top w:type="dxa" w:w="80"/>
-              <w:left w:type="dxa" w:w="120"/>
-              <w:bottom w:type="dxa" w:w="80"/>
-              <w:right w:type="dxa" w:w="120"/>
-            </w:tcMar>
-          </w:tcPr>
-          <w:p>
-            <w:r>
-              <w:t xml:space="preserve">INT (FK)</w:t>
-            </w:r>
-          </w:p>
-        </w:tc>
-        <w:tc>
-          <w:tcPr>
-            <w:tcW w:type="dxa" w:w="5160"/>
-            <w:tcBorders>
-              <w:top w:val="single" w:color="CCCCCC" w:sz="1"/>
-              <w:left w:val="single" w:color="CCCCCC" w:sz="1"/>
-              <w:bottom w:val="single" w:color="CCCCCC" w:sz="1"/>
-              <w:right w:val="single" w:color="CCCCCC" w:sz="1"/>
-            </w:tcBorders>
-            <w:tcMar>
-              <w:top w:type="dxa" w:w="80"/>
-              <w:left w:type="dxa" w:w="120"/>
-              <w:bottom w:type="dxa" w:w="80"/>
-              <w:right w:type="dxa" w:w="120"/>
-            </w:tcMar>
-          </w:tcPr>
-          <w:p>
-            <w:r>
-              <w:t xml:space="preserve">Referencia al producto</w:t>
-            </w:r>
-          </w:p>
-        </w:tc>
-      </w:tr>
-      <w:tr>
-        <w:tc>
-          <w:tcPr>
-            <w:tcW w:type="dxa" w:w="2400"/>
-            <w:tcBorders>
-              <w:top w:val="single" w:color="CCCCCC" w:sz="1"/>
-              <w:left w:val="single" w:color="CCCCCC" w:sz="1"/>
-              <w:bottom w:val="single" w:color="CCCCCC" w:sz="1"/>
-              <w:right w:val="single" w:color="CCCCCC" w:sz="1"/>
-            </w:tcBorders>
-            <w:tcMar>
-              <w:top w:type="dxa" w:w="80"/>
-              <w:left w:type="dxa" w:w="120"/>
-              <w:bottom w:type="dxa" w:w="80"/>
-              <w:right w:type="dxa" w:w="120"/>
-            </w:tcMar>
-          </w:tcPr>
-          <w:p>
-            <w:r>
-              <w:t xml:space="preserve">cantidad</w:t>
-            </w:r>
-          </w:p>
-        </w:tc>
-        <w:tc>
-          <w:tcPr>
-            <w:tcW w:type="dxa" w:w="1800"/>
-            <w:tcBorders>
-              <w:top w:val="single" w:color="CCCCCC" w:sz="1"/>
-              <w:left w:val="single" w:color="CCCCCC" w:sz="1"/>
-              <w:bottom w:val="single" w:color="CCCCCC" w:sz="1"/>
-              <w:right w:val="single" w:color="CCCCCC" w:sz="1"/>
-            </w:tcBorders>
-            <w:tcMar>
-              <w:top w:type="dxa" w:w="80"/>
-              <w:left w:type="dxa" w:w="120"/>
-              <w:bottom w:type="dxa" w:w="80"/>
-              <w:right w:type="dxa" w:w="120"/>
-            </w:tcMar>
-          </w:tcPr>
-          <w:p>
-            <w:r>
-              <w:t xml:space="preserve">INT</w:t>
-            </w:r>
-          </w:p>
-        </w:tc>
-        <w:tc>
-          <w:tcPr>
-            <w:tcW w:type="dxa" w:w="5160"/>
-            <w:tcBorders>
-              <w:top w:val="single" w:color="CCCCCC" w:sz="1"/>
-              <w:left w:val="single" w:color="CCCCCC" w:sz="1"/>
-              <w:bottom w:val="single" w:color="CCCCCC" w:sz="1"/>
-              <w:right w:val="single" w:color="CCCCCC" w:sz="1"/>
-            </w:tcBorders>
-            <w:tcMar>
-              <w:top w:type="dxa" w:w="80"/>
-              <w:left w:type="dxa" w:w="120"/>
-              <w:bottom w:type="dxa" w:w="80"/>
-              <w:right w:type="dxa" w:w="120"/>
-            </w:tcMar>
-          </w:tcPr>
-          <w:p>
-            <w:r>
-              <w:t xml:space="preserve">Unidades agregadas</w:t>
-            </w:r>
-          </w:p>
-        </w:tc>
-      </w:tr>
-      <w:tr>
-        <w:tc>
-          <w:tcPr>
-            <w:tcW w:type="dxa" w:w="2400"/>
-            <w:tcBorders>
-              <w:top w:val="single" w:color="CCCCCC" w:sz="1"/>
-              <w:left w:val="single" w:color="CCCCCC" w:sz="1"/>
-              <w:bottom w:val="single" w:color="CCCCCC" w:sz="1"/>
-              <w:right w:val="single" w:color="CCCCCC" w:sz="1"/>
-            </w:tcBorders>
-            <w:tcMar>
-              <w:top w:type="dxa" w:w="80"/>
-              <w:left w:type="dxa" w:w="120"/>
-              <w:bottom w:type="dxa" w:w="80"/>
-              <w:right w:type="dxa" w:w="120"/>
-            </w:tcMar>
-          </w:tcPr>
-          <w:p>
-            <w:r>
-              <w:t xml:space="preserve">fecha</w:t>
-            </w:r>
-          </w:p>
-        </w:tc>
-        <w:tc>
-          <w:tcPr>
-            <w:tcW w:type="dxa" w:w="1800"/>
-            <w:tcBorders>
-              <w:top w:val="single" w:color="CCCCCC" w:sz="1"/>
-              <w:left w:val="single" w:color="CCCCCC" w:sz="1"/>
-              <w:bottom w:val="single" w:color="CCCCCC" w:sz="1"/>
-              <w:right w:val="single" w:color="CCCCCC" w:sz="1"/>
-            </w:tcBorders>
-            <w:tcMar>
-              <w:top w:type="dxa" w:w="80"/>
-              <w:left w:type="dxa" w:w="120"/>
-              <w:bottom w:type="dxa" w:w="80"/>
-              <w:right w:type="dxa" w:w="120"/>
-            </w:tcMar>
-          </w:tcPr>
-          <w:p>
-            <w:r>
-              <w:t xml:space="preserve">DATE</w:t>
-            </w:r>
-          </w:p>
-        </w:tc>
-        <w:tc>
-          <w:tcPr>
-            <w:tcW w:type="dxa" w:w="5160"/>
-            <w:tcBorders>
-              <w:top w:val="single" w:color="CCCCCC" w:sz="1"/>
-              <w:left w:val="single" w:color="CCCCCC" w:sz="1"/>
-              <w:bottom w:val="single" w:color="CCCCCC" w:sz="1"/>
-              <w:right w:val="single" w:color="CCCCCC" w:sz="1"/>
-            </w:tcBorders>
-            <w:tcMar>
-              <w:top w:type="dxa" w:w="80"/>
-              <w:left w:type="dxa" w:w="120"/>
-              <w:bottom w:type="dxa" w:w="80"/>
-              <w:right w:type="dxa" w:w="120"/>
-            </w:tcMar>
-          </w:tcPr>
-          <w:p>
-            <w:r>
-              <w:t xml:space="preserve">Fecha de agregado</w:t>
+              <w:t xml:space="preserve">Usuario al que pertenece (1:1)</w:t>
             </w:r>
           </w:p>
         </w:tc>
@@ -2376,10 +2434,914 @@
     </w:tbl>
     <w:p>
       <w:pPr>
+        <w:pStyle w:val="Heading2"/>
+      </w:pPr>
+      <w:r>
+        <w:t xml:space="preserve">Entidad ContactoEmergencia</w:t>
+      </w:r>
+    </w:p>
+    <w:tbl>
+      <w:tblPr>
+        <w:tblW w:type="dxa" w:w="9360"/>
+        <w:tblBorders>
+          <w:top w:val="single" w:color="auto" w:sz="4"/>
+          <w:left w:val="single" w:color="auto" w:sz="4"/>
+          <w:bottom w:val="single" w:color="auto" w:sz="4"/>
+          <w:right w:val="single" w:color="auto" w:sz="4"/>
+          <w:insideH w:val="single" w:color="auto" w:sz="4"/>
+          <w:insideV w:val="single" w:color="auto" w:sz="4"/>
+        </w:tblBorders>
+      </w:tblPr>
+      <w:tblGrid>
+        <w:gridCol w:w="2400"/>
+        <w:gridCol w:w="1800"/>
+        <w:gridCol w:w="5160"/>
+      </w:tblGrid>
+      <w:tr>
+        <w:tc>
+          <w:tcPr>
+            <w:tcW w:type="dxa" w:w="2400"/>
+            <w:tcBorders>
+              <w:top w:val="single" w:color="CCCCCC" w:sz="1"/>
+              <w:left w:val="single" w:color="CCCCCC" w:sz="1"/>
+              <w:bottom w:val="single" w:color="CCCCCC" w:sz="1"/>
+              <w:right w:val="single" w:color="CCCCCC" w:sz="1"/>
+            </w:tcBorders>
+            <w:shd w:fill="1F4E78" w:val="clear"/>
+            <w:tcMar>
+              <w:top w:type="dxa" w:w="80"/>
+              <w:left w:type="dxa" w:w="120"/>
+              <w:bottom w:type="dxa" w:w="80"/>
+              <w:right w:type="dxa" w:w="120"/>
+            </w:tcMar>
+          </w:tcPr>
+          <w:p>
+            <w:r>
+              <w:rPr>
+                <w:b/>
+                <w:bCs/>
+                <w:color w:val="FFFFFF"/>
+              </w:rPr>
+              <w:t xml:space="preserve">Campo</w:t>
+            </w:r>
+          </w:p>
+        </w:tc>
+        <w:tc>
+          <w:tcPr>
+            <w:tcW w:type="dxa" w:w="1800"/>
+            <w:tcBorders>
+              <w:top w:val="single" w:color="CCCCCC" w:sz="1"/>
+              <w:left w:val="single" w:color="CCCCCC" w:sz="1"/>
+              <w:bottom w:val="single" w:color="CCCCCC" w:sz="1"/>
+              <w:right w:val="single" w:color="CCCCCC" w:sz="1"/>
+            </w:tcBorders>
+            <w:shd w:fill="1F4E78" w:val="clear"/>
+            <w:tcMar>
+              <w:top w:type="dxa" w:w="80"/>
+              <w:left w:type="dxa" w:w="120"/>
+              <w:bottom w:type="dxa" w:w="80"/>
+              <w:right w:type="dxa" w:w="120"/>
+            </w:tcMar>
+          </w:tcPr>
+          <w:p>
+            <w:r>
+              <w:rPr>
+                <w:b/>
+                <w:bCs/>
+                <w:color w:val="FFFFFF"/>
+              </w:rPr>
+              <w:t xml:space="preserve">Tipo</w:t>
+            </w:r>
+          </w:p>
+        </w:tc>
+        <w:tc>
+          <w:tcPr>
+            <w:tcW w:type="dxa" w:w="5160"/>
+            <w:tcBorders>
+              <w:top w:val="single" w:color="CCCCCC" w:sz="1"/>
+              <w:left w:val="single" w:color="CCCCCC" w:sz="1"/>
+              <w:bottom w:val="single" w:color="CCCCCC" w:sz="1"/>
+              <w:right w:val="single" w:color="CCCCCC" w:sz="1"/>
+            </w:tcBorders>
+            <w:shd w:fill="1F4E78" w:val="clear"/>
+            <w:tcMar>
+              <w:top w:type="dxa" w:w="80"/>
+              <w:left w:type="dxa" w:w="120"/>
+              <w:bottom w:type="dxa" w:w="80"/>
+              <w:right w:type="dxa" w:w="120"/>
+            </w:tcMar>
+          </w:tcPr>
+          <w:p>
+            <w:r>
+              <w:rPr>
+                <w:b/>
+                <w:bCs/>
+                <w:color w:val="FFFFFF"/>
+              </w:rPr>
+              <w:t xml:space="preserve">Descripcion</w:t>
+            </w:r>
+          </w:p>
+        </w:tc>
+      </w:tr>
+      <w:tr>
+        <w:tc>
+          <w:tcPr>
+            <w:tcW w:type="dxa" w:w="2400"/>
+            <w:tcBorders>
+              <w:top w:val="single" w:color="CCCCCC" w:sz="1"/>
+              <w:left w:val="single" w:color="CCCCCC" w:sz="1"/>
+              <w:bottom w:val="single" w:color="CCCCCC" w:sz="1"/>
+              <w:right w:val="single" w:color="CCCCCC" w:sz="1"/>
+            </w:tcBorders>
+            <w:tcMar>
+              <w:top w:type="dxa" w:w="80"/>
+              <w:left w:type="dxa" w:w="120"/>
+              <w:bottom w:type="dxa" w:w="80"/>
+              <w:right w:type="dxa" w:w="120"/>
+            </w:tcMar>
+          </w:tcPr>
+          <w:p>
+            <w:r>
+              <w:t xml:space="preserve">idContacto</w:t>
+            </w:r>
+          </w:p>
+        </w:tc>
+        <w:tc>
+          <w:tcPr>
+            <w:tcW w:type="dxa" w:w="1800"/>
+            <w:tcBorders>
+              <w:top w:val="single" w:color="CCCCCC" w:sz="1"/>
+              <w:left w:val="single" w:color="CCCCCC" w:sz="1"/>
+              <w:bottom w:val="single" w:color="CCCCCC" w:sz="1"/>
+              <w:right w:val="single" w:color="CCCCCC" w:sz="1"/>
+            </w:tcBorders>
+            <w:tcMar>
+              <w:top w:type="dxa" w:w="80"/>
+              <w:left w:type="dxa" w:w="120"/>
+              <w:bottom w:type="dxa" w:w="80"/>
+              <w:right w:type="dxa" w:w="120"/>
+            </w:tcMar>
+          </w:tcPr>
+          <w:p>
+            <w:r>
+              <w:t xml:space="preserve">INT (PK)</w:t>
+            </w:r>
+          </w:p>
+        </w:tc>
+        <w:tc>
+          <w:tcPr>
+            <w:tcW w:type="dxa" w:w="5160"/>
+            <w:tcBorders>
+              <w:top w:val="single" w:color="CCCCCC" w:sz="1"/>
+              <w:left w:val="single" w:color="CCCCCC" w:sz="1"/>
+              <w:bottom w:val="single" w:color="CCCCCC" w:sz="1"/>
+              <w:right w:val="single" w:color="CCCCCC" w:sz="1"/>
+            </w:tcBorders>
+            <w:tcMar>
+              <w:top w:type="dxa" w:w="80"/>
+              <w:left w:type="dxa" w:w="120"/>
+              <w:bottom w:type="dxa" w:w="80"/>
+              <w:right w:type="dxa" w:w="120"/>
+            </w:tcMar>
+          </w:tcPr>
+          <w:p>
+            <w:r>
+              <w:t xml:space="preserve">Identificador unico</w:t>
+            </w:r>
+          </w:p>
+        </w:tc>
+      </w:tr>
+      <w:tr>
+        <w:tc>
+          <w:tcPr>
+            <w:tcW w:type="dxa" w:w="2400"/>
+            <w:tcBorders>
+              <w:top w:val="single" w:color="CCCCCC" w:sz="1"/>
+              <w:left w:val="single" w:color="CCCCCC" w:sz="1"/>
+              <w:bottom w:val="single" w:color="CCCCCC" w:sz="1"/>
+              <w:right w:val="single" w:color="CCCCCC" w:sz="1"/>
+            </w:tcBorders>
+            <w:tcMar>
+              <w:top w:type="dxa" w:w="80"/>
+              <w:left w:type="dxa" w:w="120"/>
+              <w:bottom w:type="dxa" w:w="80"/>
+              <w:right w:type="dxa" w:w="120"/>
+            </w:tcMar>
+          </w:tcPr>
+          <w:p>
+            <w:r>
+              <w:t xml:space="preserve">nombre</w:t>
+            </w:r>
+          </w:p>
+        </w:tc>
+        <w:tc>
+          <w:tcPr>
+            <w:tcW w:type="dxa" w:w="1800"/>
+            <w:tcBorders>
+              <w:top w:val="single" w:color="CCCCCC" w:sz="1"/>
+              <w:left w:val="single" w:color="CCCCCC" w:sz="1"/>
+              <w:bottom w:val="single" w:color="CCCCCC" w:sz="1"/>
+              <w:right w:val="single" w:color="CCCCCC" w:sz="1"/>
+            </w:tcBorders>
+            <w:tcMar>
+              <w:top w:type="dxa" w:w="80"/>
+              <w:left w:type="dxa" w:w="120"/>
+              <w:bottom w:type="dxa" w:w="80"/>
+              <w:right w:type="dxa" w:w="120"/>
+            </w:tcMar>
+          </w:tcPr>
+          <w:p>
+            <w:r>
+              <w:t xml:space="preserve">VARCHAR</w:t>
+            </w:r>
+          </w:p>
+        </w:tc>
+        <w:tc>
+          <w:tcPr>
+            <w:tcW w:type="dxa" w:w="5160"/>
+            <w:tcBorders>
+              <w:top w:val="single" w:color="CCCCCC" w:sz="1"/>
+              <w:left w:val="single" w:color="CCCCCC" w:sz="1"/>
+              <w:bottom w:val="single" w:color="CCCCCC" w:sz="1"/>
+              <w:right w:val="single" w:color="CCCCCC" w:sz="1"/>
+            </w:tcBorders>
+            <w:tcMar>
+              <w:top w:type="dxa" w:w="80"/>
+              <w:left w:type="dxa" w:w="120"/>
+              <w:bottom w:type="dxa" w:w="80"/>
+              <w:right w:type="dxa" w:w="120"/>
+            </w:tcMar>
+          </w:tcPr>
+          <w:p>
+            <w:r>
+              <w:t xml:space="preserve">Nombre del contacto</w:t>
+            </w:r>
+          </w:p>
+        </w:tc>
+      </w:tr>
+      <w:tr>
+        <w:tc>
+          <w:tcPr>
+            <w:tcW w:type="dxa" w:w="2400"/>
+            <w:tcBorders>
+              <w:top w:val="single" w:color="CCCCCC" w:sz="1"/>
+              <w:left w:val="single" w:color="CCCCCC" w:sz="1"/>
+              <w:bottom w:val="single" w:color="CCCCCC" w:sz="1"/>
+              <w:right w:val="single" w:color="CCCCCC" w:sz="1"/>
+            </w:tcBorders>
+            <w:tcMar>
+              <w:top w:type="dxa" w:w="80"/>
+              <w:left w:type="dxa" w:w="120"/>
+              <w:bottom w:type="dxa" w:w="80"/>
+              <w:right w:type="dxa" w:w="120"/>
+            </w:tcMar>
+          </w:tcPr>
+          <w:p>
+            <w:r>
+              <w:t xml:space="preserve">parentesco</w:t>
+            </w:r>
+          </w:p>
+        </w:tc>
+        <w:tc>
+          <w:tcPr>
+            <w:tcW w:type="dxa" w:w="1800"/>
+            <w:tcBorders>
+              <w:top w:val="single" w:color="CCCCCC" w:sz="1"/>
+              <w:left w:val="single" w:color="CCCCCC" w:sz="1"/>
+              <w:bottom w:val="single" w:color="CCCCCC" w:sz="1"/>
+              <w:right w:val="single" w:color="CCCCCC" w:sz="1"/>
+            </w:tcBorders>
+            <w:tcMar>
+              <w:top w:type="dxa" w:w="80"/>
+              <w:left w:type="dxa" w:w="120"/>
+              <w:bottom w:type="dxa" w:w="80"/>
+              <w:right w:type="dxa" w:w="120"/>
+            </w:tcMar>
+          </w:tcPr>
+          <w:p>
+            <w:r>
+              <w:t xml:space="preserve">VARCHAR</w:t>
+            </w:r>
+          </w:p>
+        </w:tc>
+        <w:tc>
+          <w:tcPr>
+            <w:tcW w:type="dxa" w:w="5160"/>
+            <w:tcBorders>
+              <w:top w:val="single" w:color="CCCCCC" w:sz="1"/>
+              <w:left w:val="single" w:color="CCCCCC" w:sz="1"/>
+              <w:bottom w:val="single" w:color="CCCCCC" w:sz="1"/>
+              <w:right w:val="single" w:color="CCCCCC" w:sz="1"/>
+            </w:tcBorders>
+            <w:tcMar>
+              <w:top w:type="dxa" w:w="80"/>
+              <w:left w:type="dxa" w:w="120"/>
+              <w:bottom w:type="dxa" w:w="80"/>
+              <w:right w:type="dxa" w:w="120"/>
+            </w:tcMar>
+          </w:tcPr>
+          <w:p>
+            <w:r>
+              <w:t xml:space="preserve">Relacion con el portador</w:t>
+            </w:r>
+          </w:p>
+        </w:tc>
+      </w:tr>
+      <w:tr>
+        <w:tc>
+          <w:tcPr>
+            <w:tcW w:type="dxa" w:w="2400"/>
+            <w:tcBorders>
+              <w:top w:val="single" w:color="CCCCCC" w:sz="1"/>
+              <w:left w:val="single" w:color="CCCCCC" w:sz="1"/>
+              <w:bottom w:val="single" w:color="CCCCCC" w:sz="1"/>
+              <w:right w:val="single" w:color="CCCCCC" w:sz="1"/>
+            </w:tcBorders>
+            <w:tcMar>
+              <w:top w:type="dxa" w:w="80"/>
+              <w:left w:type="dxa" w:w="120"/>
+              <w:bottom w:type="dxa" w:w="80"/>
+              <w:right w:type="dxa" w:w="120"/>
+            </w:tcMar>
+          </w:tcPr>
+          <w:p>
+            <w:r>
+              <w:t xml:space="preserve">telefono</w:t>
+            </w:r>
+          </w:p>
+        </w:tc>
+        <w:tc>
+          <w:tcPr>
+            <w:tcW w:type="dxa" w:w="1800"/>
+            <w:tcBorders>
+              <w:top w:val="single" w:color="CCCCCC" w:sz="1"/>
+              <w:left w:val="single" w:color="CCCCCC" w:sz="1"/>
+              <w:bottom w:val="single" w:color="CCCCCC" w:sz="1"/>
+              <w:right w:val="single" w:color="CCCCCC" w:sz="1"/>
+            </w:tcBorders>
+            <w:tcMar>
+              <w:top w:type="dxa" w:w="80"/>
+              <w:left w:type="dxa" w:w="120"/>
+              <w:bottom w:type="dxa" w:w="80"/>
+              <w:right w:type="dxa" w:w="120"/>
+            </w:tcMar>
+          </w:tcPr>
+          <w:p>
+            <w:r>
+              <w:t xml:space="preserve">VARCHAR</w:t>
+            </w:r>
+          </w:p>
+        </w:tc>
+        <w:tc>
+          <w:tcPr>
+            <w:tcW w:type="dxa" w:w="5160"/>
+            <w:tcBorders>
+              <w:top w:val="single" w:color="CCCCCC" w:sz="1"/>
+              <w:left w:val="single" w:color="CCCCCC" w:sz="1"/>
+              <w:bottom w:val="single" w:color="CCCCCC" w:sz="1"/>
+              <w:right w:val="single" w:color="CCCCCC" w:sz="1"/>
+            </w:tcBorders>
+            <w:tcMar>
+              <w:top w:type="dxa" w:w="80"/>
+              <w:left w:type="dxa" w:w="120"/>
+              <w:bottom w:type="dxa" w:w="80"/>
+              <w:right w:type="dxa" w:w="120"/>
+            </w:tcMar>
+          </w:tcPr>
+          <w:p>
+            <w:r>
+              <w:t xml:space="preserve">Numero de telefono</w:t>
+            </w:r>
+          </w:p>
+        </w:tc>
+      </w:tr>
+      <w:tr>
+        <w:tc>
+          <w:tcPr>
+            <w:tcW w:type="dxa" w:w="2400"/>
+            <w:tcBorders>
+              <w:top w:val="single" w:color="CCCCCC" w:sz="1"/>
+              <w:left w:val="single" w:color="CCCCCC" w:sz="1"/>
+              <w:bottom w:val="single" w:color="CCCCCC" w:sz="1"/>
+              <w:right w:val="single" w:color="CCCCCC" w:sz="1"/>
+            </w:tcBorders>
+            <w:tcMar>
+              <w:top w:type="dxa" w:w="80"/>
+              <w:left w:type="dxa" w:w="120"/>
+              <w:bottom w:type="dxa" w:w="80"/>
+              <w:right w:type="dxa" w:w="120"/>
+            </w:tcMar>
+          </w:tcPr>
+          <w:p>
+            <w:r>
+              <w:t xml:space="preserve">idUsuario</w:t>
+            </w:r>
+          </w:p>
+        </w:tc>
+        <w:tc>
+          <w:tcPr>
+            <w:tcW w:type="dxa" w:w="1800"/>
+            <w:tcBorders>
+              <w:top w:val="single" w:color="CCCCCC" w:sz="1"/>
+              <w:left w:val="single" w:color="CCCCCC" w:sz="1"/>
+              <w:bottom w:val="single" w:color="CCCCCC" w:sz="1"/>
+              <w:right w:val="single" w:color="CCCCCC" w:sz="1"/>
+            </w:tcBorders>
+            <w:tcMar>
+              <w:top w:type="dxa" w:w="80"/>
+              <w:left w:type="dxa" w:w="120"/>
+              <w:bottom w:type="dxa" w:w="80"/>
+              <w:right w:type="dxa" w:w="120"/>
+            </w:tcMar>
+          </w:tcPr>
+          <w:p>
+            <w:r>
+              <w:t xml:space="preserve">INT (FK)</w:t>
+            </w:r>
+          </w:p>
+        </w:tc>
+        <w:tc>
+          <w:tcPr>
+            <w:tcW w:type="dxa" w:w="5160"/>
+            <w:tcBorders>
+              <w:top w:val="single" w:color="CCCCCC" w:sz="1"/>
+              <w:left w:val="single" w:color="CCCCCC" w:sz="1"/>
+              <w:bottom w:val="single" w:color="CCCCCC" w:sz="1"/>
+              <w:right w:val="single" w:color="CCCCCC" w:sz="1"/>
+            </w:tcBorders>
+            <w:tcMar>
+              <w:top w:type="dxa" w:w="80"/>
+              <w:left w:type="dxa" w:w="120"/>
+              <w:bottom w:type="dxa" w:w="80"/>
+              <w:right w:type="dxa" w:w="120"/>
+            </w:tcMar>
+          </w:tcPr>
+          <w:p>
+            <w:r>
+              <w:t xml:space="preserve">Usuario al que pertenece</w:t>
+            </w:r>
+          </w:p>
+        </w:tc>
+      </w:tr>
+    </w:tbl>
+    <w:p>
+      <w:pPr>
+        <w:pStyle w:val="Heading2"/>
+      </w:pPr>
+      <w:r>
+        <w:t xml:space="preserve">Entidad Ubicacion</w:t>
+      </w:r>
+    </w:p>
+    <w:tbl>
+      <w:tblPr>
+        <w:tblW w:type="dxa" w:w="9360"/>
+        <w:tblBorders>
+          <w:top w:val="single" w:color="auto" w:sz="4"/>
+          <w:left w:val="single" w:color="auto" w:sz="4"/>
+          <w:bottom w:val="single" w:color="auto" w:sz="4"/>
+          <w:right w:val="single" w:color="auto" w:sz="4"/>
+          <w:insideH w:val="single" w:color="auto" w:sz="4"/>
+          <w:insideV w:val="single" w:color="auto" w:sz="4"/>
+        </w:tblBorders>
+      </w:tblPr>
+      <w:tblGrid>
+        <w:gridCol w:w="2400"/>
+        <w:gridCol w:w="1800"/>
+        <w:gridCol w:w="5160"/>
+      </w:tblGrid>
+      <w:tr>
+        <w:tc>
+          <w:tcPr>
+            <w:tcW w:type="dxa" w:w="2400"/>
+            <w:tcBorders>
+              <w:top w:val="single" w:color="CCCCCC" w:sz="1"/>
+              <w:left w:val="single" w:color="CCCCCC" w:sz="1"/>
+              <w:bottom w:val="single" w:color="CCCCCC" w:sz="1"/>
+              <w:right w:val="single" w:color="CCCCCC" w:sz="1"/>
+            </w:tcBorders>
+            <w:shd w:fill="1F4E78" w:val="clear"/>
+            <w:tcMar>
+              <w:top w:type="dxa" w:w="80"/>
+              <w:left w:type="dxa" w:w="120"/>
+              <w:bottom w:type="dxa" w:w="80"/>
+              <w:right w:type="dxa" w:w="120"/>
+            </w:tcMar>
+          </w:tcPr>
+          <w:p>
+            <w:r>
+              <w:rPr>
+                <w:b/>
+                <w:bCs/>
+                <w:color w:val="FFFFFF"/>
+              </w:rPr>
+              <w:t xml:space="preserve">Campo</w:t>
+            </w:r>
+          </w:p>
+        </w:tc>
+        <w:tc>
+          <w:tcPr>
+            <w:tcW w:type="dxa" w:w="1800"/>
+            <w:tcBorders>
+              <w:top w:val="single" w:color="CCCCCC" w:sz="1"/>
+              <w:left w:val="single" w:color="CCCCCC" w:sz="1"/>
+              <w:bottom w:val="single" w:color="CCCCCC" w:sz="1"/>
+              <w:right w:val="single" w:color="CCCCCC" w:sz="1"/>
+            </w:tcBorders>
+            <w:shd w:fill="1F4E78" w:val="clear"/>
+            <w:tcMar>
+              <w:top w:type="dxa" w:w="80"/>
+              <w:left w:type="dxa" w:w="120"/>
+              <w:bottom w:type="dxa" w:w="80"/>
+              <w:right w:type="dxa" w:w="120"/>
+            </w:tcMar>
+          </w:tcPr>
+          <w:p>
+            <w:r>
+              <w:rPr>
+                <w:b/>
+                <w:bCs/>
+                <w:color w:val="FFFFFF"/>
+              </w:rPr>
+              <w:t xml:space="preserve">Tipo</w:t>
+            </w:r>
+          </w:p>
+        </w:tc>
+        <w:tc>
+          <w:tcPr>
+            <w:tcW w:type="dxa" w:w="5160"/>
+            <w:tcBorders>
+              <w:top w:val="single" w:color="CCCCCC" w:sz="1"/>
+              <w:left w:val="single" w:color="CCCCCC" w:sz="1"/>
+              <w:bottom w:val="single" w:color="CCCCCC" w:sz="1"/>
+              <w:right w:val="single" w:color="CCCCCC" w:sz="1"/>
+            </w:tcBorders>
+            <w:shd w:fill="1F4E78" w:val="clear"/>
+            <w:tcMar>
+              <w:top w:type="dxa" w:w="80"/>
+              <w:left w:type="dxa" w:w="120"/>
+              <w:bottom w:type="dxa" w:w="80"/>
+              <w:right w:type="dxa" w:w="120"/>
+            </w:tcMar>
+          </w:tcPr>
+          <w:p>
+            <w:r>
+              <w:rPr>
+                <w:b/>
+                <w:bCs/>
+                <w:color w:val="FFFFFF"/>
+              </w:rPr>
+              <w:t xml:space="preserve">Descripcion</w:t>
+            </w:r>
+          </w:p>
+        </w:tc>
+      </w:tr>
+      <w:tr>
+        <w:tc>
+          <w:tcPr>
+            <w:tcW w:type="dxa" w:w="2400"/>
+            <w:tcBorders>
+              <w:top w:val="single" w:color="CCCCCC" w:sz="1"/>
+              <w:left w:val="single" w:color="CCCCCC" w:sz="1"/>
+              <w:bottom w:val="single" w:color="CCCCCC" w:sz="1"/>
+              <w:right w:val="single" w:color="CCCCCC" w:sz="1"/>
+            </w:tcBorders>
+            <w:tcMar>
+              <w:top w:type="dxa" w:w="80"/>
+              <w:left w:type="dxa" w:w="120"/>
+              <w:bottom w:type="dxa" w:w="80"/>
+              <w:right w:type="dxa" w:w="120"/>
+            </w:tcMar>
+          </w:tcPr>
+          <w:p>
+            <w:r>
+              <w:t xml:space="preserve">idUbicacion</w:t>
+            </w:r>
+          </w:p>
+        </w:tc>
+        <w:tc>
+          <w:tcPr>
+            <w:tcW w:type="dxa" w:w="1800"/>
+            <w:tcBorders>
+              <w:top w:val="single" w:color="CCCCCC" w:sz="1"/>
+              <w:left w:val="single" w:color="CCCCCC" w:sz="1"/>
+              <w:bottom w:val="single" w:color="CCCCCC" w:sz="1"/>
+              <w:right w:val="single" w:color="CCCCCC" w:sz="1"/>
+            </w:tcBorders>
+            <w:tcMar>
+              <w:top w:type="dxa" w:w="80"/>
+              <w:left w:type="dxa" w:w="120"/>
+              <w:bottom w:type="dxa" w:w="80"/>
+              <w:right w:type="dxa" w:w="120"/>
+            </w:tcMar>
+          </w:tcPr>
+          <w:p>
+            <w:r>
+              <w:t xml:space="preserve">INT (PK)</w:t>
+            </w:r>
+          </w:p>
+        </w:tc>
+        <w:tc>
+          <w:tcPr>
+            <w:tcW w:type="dxa" w:w="5160"/>
+            <w:tcBorders>
+              <w:top w:val="single" w:color="CCCCCC" w:sz="1"/>
+              <w:left w:val="single" w:color="CCCCCC" w:sz="1"/>
+              <w:bottom w:val="single" w:color="CCCCCC" w:sz="1"/>
+              <w:right w:val="single" w:color="CCCCCC" w:sz="1"/>
+            </w:tcBorders>
+            <w:tcMar>
+              <w:top w:type="dxa" w:w="80"/>
+              <w:left w:type="dxa" w:w="120"/>
+              <w:bottom w:type="dxa" w:w="80"/>
+              <w:right w:type="dxa" w:w="120"/>
+            </w:tcMar>
+          </w:tcPr>
+          <w:p>
+            <w:r>
+              <w:t xml:space="preserve">Identificador unico</w:t>
+            </w:r>
+          </w:p>
+        </w:tc>
+      </w:tr>
+      <w:tr>
+        <w:tc>
+          <w:tcPr>
+            <w:tcW w:type="dxa" w:w="2400"/>
+            <w:tcBorders>
+              <w:top w:val="single" w:color="CCCCCC" w:sz="1"/>
+              <w:left w:val="single" w:color="CCCCCC" w:sz="1"/>
+              <w:bottom w:val="single" w:color="CCCCCC" w:sz="1"/>
+              <w:right w:val="single" w:color="CCCCCC" w:sz="1"/>
+            </w:tcBorders>
+            <w:tcMar>
+              <w:top w:type="dxa" w:w="80"/>
+              <w:left w:type="dxa" w:w="120"/>
+              <w:bottom w:type="dxa" w:w="80"/>
+              <w:right w:type="dxa" w:w="120"/>
+            </w:tcMar>
+          </w:tcPr>
+          <w:p>
+            <w:r>
+              <w:t xml:space="preserve">latitud</w:t>
+            </w:r>
+          </w:p>
+        </w:tc>
+        <w:tc>
+          <w:tcPr>
+            <w:tcW w:type="dxa" w:w="1800"/>
+            <w:tcBorders>
+              <w:top w:val="single" w:color="CCCCCC" w:sz="1"/>
+              <w:left w:val="single" w:color="CCCCCC" w:sz="1"/>
+              <w:bottom w:val="single" w:color="CCCCCC" w:sz="1"/>
+              <w:right w:val="single" w:color="CCCCCC" w:sz="1"/>
+            </w:tcBorders>
+            <w:tcMar>
+              <w:top w:type="dxa" w:w="80"/>
+              <w:left w:type="dxa" w:w="120"/>
+              <w:bottom w:type="dxa" w:w="80"/>
+              <w:right w:type="dxa" w:w="120"/>
+            </w:tcMar>
+          </w:tcPr>
+          <w:p>
+            <w:r>
+              <w:t xml:space="preserve">DOUBLE</w:t>
+            </w:r>
+          </w:p>
+        </w:tc>
+        <w:tc>
+          <w:tcPr>
+            <w:tcW w:type="dxa" w:w="5160"/>
+            <w:tcBorders>
+              <w:top w:val="single" w:color="CCCCCC" w:sz="1"/>
+              <w:left w:val="single" w:color="CCCCCC" w:sz="1"/>
+              <w:bottom w:val="single" w:color="CCCCCC" w:sz="1"/>
+              <w:right w:val="single" w:color="CCCCCC" w:sz="1"/>
+            </w:tcBorders>
+            <w:tcMar>
+              <w:top w:type="dxa" w:w="80"/>
+              <w:left w:type="dxa" w:w="120"/>
+              <w:bottom w:type="dxa" w:w="80"/>
+              <w:right w:type="dxa" w:w="120"/>
+            </w:tcMar>
+          </w:tcPr>
+          <w:p>
+            <w:r>
+              <w:t xml:space="preserve">Coordenada latitud</w:t>
+            </w:r>
+          </w:p>
+        </w:tc>
+      </w:tr>
+      <w:tr>
+        <w:tc>
+          <w:tcPr>
+            <w:tcW w:type="dxa" w:w="2400"/>
+            <w:tcBorders>
+              <w:top w:val="single" w:color="CCCCCC" w:sz="1"/>
+              <w:left w:val="single" w:color="CCCCCC" w:sz="1"/>
+              <w:bottom w:val="single" w:color="CCCCCC" w:sz="1"/>
+              <w:right w:val="single" w:color="CCCCCC" w:sz="1"/>
+            </w:tcBorders>
+            <w:tcMar>
+              <w:top w:type="dxa" w:w="80"/>
+              <w:left w:type="dxa" w:w="120"/>
+              <w:bottom w:type="dxa" w:w="80"/>
+              <w:right w:type="dxa" w:w="120"/>
+            </w:tcMar>
+          </w:tcPr>
+          <w:p>
+            <w:r>
+              <w:t xml:space="preserve">longitud</w:t>
+            </w:r>
+          </w:p>
+        </w:tc>
+        <w:tc>
+          <w:tcPr>
+            <w:tcW w:type="dxa" w:w="1800"/>
+            <w:tcBorders>
+              <w:top w:val="single" w:color="CCCCCC" w:sz="1"/>
+              <w:left w:val="single" w:color="CCCCCC" w:sz="1"/>
+              <w:bottom w:val="single" w:color="CCCCCC" w:sz="1"/>
+              <w:right w:val="single" w:color="CCCCCC" w:sz="1"/>
+            </w:tcBorders>
+            <w:tcMar>
+              <w:top w:type="dxa" w:w="80"/>
+              <w:left w:type="dxa" w:w="120"/>
+              <w:bottom w:type="dxa" w:w="80"/>
+              <w:right w:type="dxa" w:w="120"/>
+            </w:tcMar>
+          </w:tcPr>
+          <w:p>
+            <w:r>
+              <w:t xml:space="preserve">DOUBLE</w:t>
+            </w:r>
+          </w:p>
+        </w:tc>
+        <w:tc>
+          <w:tcPr>
+            <w:tcW w:type="dxa" w:w="5160"/>
+            <w:tcBorders>
+              <w:top w:val="single" w:color="CCCCCC" w:sz="1"/>
+              <w:left w:val="single" w:color="CCCCCC" w:sz="1"/>
+              <w:bottom w:val="single" w:color="CCCCCC" w:sz="1"/>
+              <w:right w:val="single" w:color="CCCCCC" w:sz="1"/>
+            </w:tcBorders>
+            <w:tcMar>
+              <w:top w:type="dxa" w:w="80"/>
+              <w:left w:type="dxa" w:w="120"/>
+              <w:bottom w:type="dxa" w:w="80"/>
+              <w:right w:type="dxa" w:w="120"/>
+            </w:tcMar>
+          </w:tcPr>
+          <w:p>
+            <w:r>
+              <w:t xml:space="preserve">Coordenada longitud</w:t>
+            </w:r>
+          </w:p>
+        </w:tc>
+      </w:tr>
+      <w:tr>
+        <w:tc>
+          <w:tcPr>
+            <w:tcW w:type="dxa" w:w="2400"/>
+            <w:tcBorders>
+              <w:top w:val="single" w:color="CCCCCC" w:sz="1"/>
+              <w:left w:val="single" w:color="CCCCCC" w:sz="1"/>
+              <w:bottom w:val="single" w:color="CCCCCC" w:sz="1"/>
+              <w:right w:val="single" w:color="CCCCCC" w:sz="1"/>
+            </w:tcBorders>
+            <w:tcMar>
+              <w:top w:type="dxa" w:w="80"/>
+              <w:left w:type="dxa" w:w="120"/>
+              <w:bottom w:type="dxa" w:w="80"/>
+              <w:right w:type="dxa" w:w="120"/>
+            </w:tcMar>
+          </w:tcPr>
+          <w:p>
+            <w:r>
+              <w:t xml:space="preserve">fechaHora</w:t>
+            </w:r>
+          </w:p>
+        </w:tc>
+        <w:tc>
+          <w:tcPr>
+            <w:tcW w:type="dxa" w:w="1800"/>
+            <w:tcBorders>
+              <w:top w:val="single" w:color="CCCCCC" w:sz="1"/>
+              <w:left w:val="single" w:color="CCCCCC" w:sz="1"/>
+              <w:bottom w:val="single" w:color="CCCCCC" w:sz="1"/>
+              <w:right w:val="single" w:color="CCCCCC" w:sz="1"/>
+            </w:tcBorders>
+            <w:tcMar>
+              <w:top w:type="dxa" w:w="80"/>
+              <w:left w:type="dxa" w:w="120"/>
+              <w:bottom w:type="dxa" w:w="80"/>
+              <w:right w:type="dxa" w:w="120"/>
+            </w:tcMar>
+          </w:tcPr>
+          <w:p>
+            <w:r>
+              <w:t xml:space="preserve">DATETIME</w:t>
+            </w:r>
+          </w:p>
+        </w:tc>
+        <w:tc>
+          <w:tcPr>
+            <w:tcW w:type="dxa" w:w="5160"/>
+            <w:tcBorders>
+              <w:top w:val="single" w:color="CCCCCC" w:sz="1"/>
+              <w:left w:val="single" w:color="CCCCCC" w:sz="1"/>
+              <w:bottom w:val="single" w:color="CCCCCC" w:sz="1"/>
+              <w:right w:val="single" w:color="CCCCCC" w:sz="1"/>
+            </w:tcBorders>
+            <w:tcMar>
+              <w:top w:type="dxa" w:w="80"/>
+              <w:left w:type="dxa" w:w="120"/>
+              <w:bottom w:type="dxa" w:w="80"/>
+              <w:right w:type="dxa" w:w="120"/>
+            </w:tcMar>
+          </w:tcPr>
+          <w:p>
+            <w:r>
+              <w:t xml:space="preserve">Fecha y hora del registro</w:t>
+            </w:r>
+          </w:p>
+        </w:tc>
+      </w:tr>
+      <w:tr>
+        <w:tc>
+          <w:tcPr>
+            <w:tcW w:type="dxa" w:w="2400"/>
+            <w:tcBorders>
+              <w:top w:val="single" w:color="CCCCCC" w:sz="1"/>
+              <w:left w:val="single" w:color="CCCCCC" w:sz="1"/>
+              <w:bottom w:val="single" w:color="CCCCCC" w:sz="1"/>
+              <w:right w:val="single" w:color="CCCCCC" w:sz="1"/>
+            </w:tcBorders>
+            <w:tcMar>
+              <w:top w:type="dxa" w:w="80"/>
+              <w:left w:type="dxa" w:w="120"/>
+              <w:bottom w:type="dxa" w:w="80"/>
+              <w:right w:type="dxa" w:w="120"/>
+            </w:tcMar>
+          </w:tcPr>
+          <w:p>
+            <w:r>
+              <w:t xml:space="preserve">idPulsera</w:t>
+            </w:r>
+          </w:p>
+        </w:tc>
+        <w:tc>
+          <w:tcPr>
+            <w:tcW w:type="dxa" w:w="1800"/>
+            <w:tcBorders>
+              <w:top w:val="single" w:color="CCCCCC" w:sz="1"/>
+              <w:left w:val="single" w:color="CCCCCC" w:sz="1"/>
+              <w:bottom w:val="single" w:color="CCCCCC" w:sz="1"/>
+              <w:right w:val="single" w:color="CCCCCC" w:sz="1"/>
+            </w:tcBorders>
+            <w:tcMar>
+              <w:top w:type="dxa" w:w="80"/>
+              <w:left w:type="dxa" w:w="120"/>
+              <w:bottom w:type="dxa" w:w="80"/>
+              <w:right w:type="dxa" w:w="120"/>
+            </w:tcMar>
+          </w:tcPr>
+          <w:p>
+            <w:r>
+              <w:t xml:space="preserve">INT (FK)</w:t>
+            </w:r>
+          </w:p>
+        </w:tc>
+        <w:tc>
+          <w:tcPr>
+            <w:tcW w:type="dxa" w:w="5160"/>
+            <w:tcBorders>
+              <w:top w:val="single" w:color="CCCCCC" w:sz="1"/>
+              <w:left w:val="single" w:color="CCCCCC" w:sz="1"/>
+              <w:bottom w:val="single" w:color="CCCCCC" w:sz="1"/>
+              <w:right w:val="single" w:color="CCCCCC" w:sz="1"/>
+            </w:tcBorders>
+            <w:tcMar>
+              <w:top w:type="dxa" w:w="80"/>
+              <w:left w:type="dxa" w:w="120"/>
+              <w:bottom w:type="dxa" w:w="80"/>
+              <w:right w:type="dxa" w:w="120"/>
+            </w:tcMar>
+          </w:tcPr>
+          <w:p>
+            <w:r>
+              <w:t xml:space="preserve">Pulsera que genero el registro</w:t>
+            </w:r>
+          </w:p>
+        </w:tc>
+      </w:tr>
+    </w:tbl>
+    <w:p>
+      <w:pPr>
         <w:pStyle w:val="Heading1"/>
       </w:pPr>
       <w:r>
-        <w:t xml:space="preserve">Alcance para esta entrega (16 horas)</w:t>
+        <w:t xml:space="preserve">Fuera de alcance (para esta entrega)</w:t>
       </w:r>
     </w:p>
     <w:p>
@@ -2392,7 +3354,7 @@
         <w:spacing w:after="60"/>
       </w:pPr>
       <w:r>
-        <w:t xml:space="preserve">Maquetación HTML/CSS de las páginas: Home, Catálogo, Detalle de producto, Registro/Login, Mi cuenta, Contacto.</w:t>
+        <w:t xml:space="preserve">Backend real / conexion a base de datos.</w:t>
       </w:r>
     </w:p>
     <w:p>
@@ -2405,7 +3367,7 @@
         <w:spacing w:after="60"/>
       </w:pPr>
       <w:r>
-        <w:t xml:space="preserve">Catálogo de productos con datos de ejemplo (array en JS, sin necesidad de servidor).</w:t>
+        <w:t xml:space="preserve">Autenticacion segura (hash real, sesiones de servidor).</w:t>
       </w:r>
     </w:p>
     <w:p>
@@ -2418,7 +3380,7 @@
         <w:spacing w:after="60"/>
       </w:pPr>
       <w:r>
-        <w:t xml:space="preserve">Carrito de compras funcional con localStorage.</w:t>
+        <w:t xml:space="preserve">Historial de ubicacion persistente entre dispositivos.</w:t>
       </w:r>
     </w:p>
     <w:p>
@@ -2431,67 +3393,7 @@
         <w:spacing w:after="60"/>
       </w:pPr>
       <w:r>
-        <w:t xml:space="preserve">Formularios de registro y login con validaciones básicas en JavaScript y persistencia en localStorage.</w:t>
-      </w:r>
-    </w:p>
-    <w:p>
-      <w:pPr>
-        <w:pStyle w:val="ListParagraph"/>
-        <w:numPr>
-          <w:ilvl w:val="0"/>
-          <w:numId w:val="2"/>
-        </w:numPr>
-        <w:spacing w:after="60"/>
-      </w:pPr>
-      <w:r>
-        <w:t xml:space="preserve">Diseño responsivo simple (mobile-first o adaptable con CSS Flexbox/Grid).</w:t>
-      </w:r>
-    </w:p>
-    <w:p>
-      <w:pPr>
-        <w:pStyle w:val="Heading1"/>
-      </w:pPr>
-      <w:r>
-        <w:t xml:space="preserve">Fuera de alcance (para esta entrega)</w:t>
-      </w:r>
-    </w:p>
-    <w:p>
-      <w:pPr>
-        <w:pStyle w:val="ListParagraph"/>
-        <w:numPr>
-          <w:ilvl w:val="0"/>
-          <w:numId w:val="2"/>
-        </w:numPr>
-        <w:spacing w:after="60"/>
-      </w:pPr>
-      <w:r>
-        <w:t xml:space="preserve">Backend real / conexión a base de datos.</w:t>
-      </w:r>
-    </w:p>
-    <w:p>
-      <w:pPr>
-        <w:pStyle w:val="ListParagraph"/>
-        <w:numPr>
-          <w:ilvl w:val="0"/>
-          <w:numId w:val="2"/>
-        </w:numPr>
-        <w:spacing w:after="60"/>
-      </w:pPr>
-      <w:r>
-        <w:t xml:space="preserve">Pasarela de pago.</w:t>
-      </w:r>
-    </w:p>
-    <w:p>
-      <w:pPr>
-        <w:pStyle w:val="ListParagraph"/>
-        <w:numPr>
-          <w:ilvl w:val="0"/>
-          <w:numId w:val="2"/>
-        </w:numPr>
-        <w:spacing w:after="60"/>
-      </w:pPr>
-      <w:r>
-        <w:t xml:space="preserve">Autenticación segura (hash real, sesiones de servidor).</w:t>
+        <w:t xml:space="preserve">Panel de administrador.</w:t>
       </w:r>
     </w:p>
     <w:sectPr>
